--- a/examples/patterns/doc/10-eclat-itemsets.docx
+++ b/examples/patterns/doc/10-eclat-itemsets.docx
@@ -25,7 +25,7 @@
         <w:t xml:space="preserve">pat_eclat</w:t>
       </w:r>
       <w:r>
-        <w:t xml:space="preserve">: frequent itemset mining. Unlike association rules, the result is not directional; the goal is to identify groups of items that often appear together.</w:t>
+        <w:t xml:space="preserve">: frequent itemset mining. The goal is to identify groups of items that often appear together.</w:t>
       </w:r>
     </w:p>
     <w:p>
@@ -33,7 +33,15 @@
         <w:pStyle w:val="BodyText"/>
       </w:pPr>
       <w:r>
-        <w:t xml:space="preserve">Didactic goal: read this example as a structural co-occurrence analysis. The important point is how support, maximum length, and item filters control the combinatorial search.</w:t>
+        <w:t xml:space="preserve">Didactic goal: keep the same pattern-mining line of experiment and change only the discovered object type, from directional rules to unordered itemsets.</w:t>
+      </w:r>
+    </w:p>
+    <w:p>
+      <w:pPr>
+        <w:pStyle w:val="BodyText"/>
+      </w:pPr>
+      <w:r>
+        <w:t xml:space="preserve">Environment setup.</w:t>
       </w:r>
     </w:p>
     <w:p>
@@ -83,27 +91,6 @@
         <w:rPr>
           <w:rStyle w:val="CommentTok"/>
         </w:rPr>
-        <w:t xml:space="preserve"># Pattern mining - eclat itemsets</w:t>
-      </w:r>
-      <w:r>
-        <w:br/>
-      </w:r>
-      <w:r>
-        <w:br/>
-      </w:r>
-      <w:r>
-        <w:rPr>
-          <w:rStyle w:val="CommentTok"/>
-        </w:rPr>
-        <w:t xml:space="preserve"># installation</w:t>
-      </w:r>
-      <w:r>
-        <w:br/>
-      </w:r>
-      <w:r>
-        <w:rPr>
-          <w:rStyle w:val="CommentTok"/>
-        </w:rPr>
         <w:t xml:space="preserve"># install.packages(c("daltoolbox", "arules"))</w:t>
       </w:r>
       <w:r>
@@ -130,7 +117,7 @@
         <w:pStyle w:val="FirstParagraph"/>
       </w:pPr>
       <w:r>
-        <w:t xml:space="preserve">Load the same transactional dataset used for rule mining.</w:t>
+        <w:t xml:space="preserve">Load transactional data.</w:t>
       </w:r>
     </w:p>
     <w:p>
@@ -367,7 +354,7 @@
         <w:pStyle w:val="FirstParagraph"/>
       </w:pPr>
       <w:r>
-        <w:t xml:space="preserve">Configure the miner with item filters and quality filtering.</w:t>
+        <w:t xml:space="preserve">Model configuration.</w:t>
       </w:r>
     </w:p>
     <w:p>
@@ -653,22 +640,148 @@
         <w:pStyle w:val="FirstParagraph"/>
       </w:pPr>
       <w:r>
-        <w:t xml:space="preserve">Fit and discover itemsets. Here the</w:t>
-      </w:r>
-      <w:r>
+        <w:t xml:space="preserve">Fit and discover patterns.</w:t>
+      </w:r>
+    </w:p>
+    <w:p>
+      <w:pPr>
+        <w:pStyle w:val="SourceCode"/>
+      </w:pPr>
+      <w:r>
+        <w:rPr>
+          <w:rStyle w:val="NormalTok"/>
+        </w:rPr>
+        <w:t xml:space="preserve">pm </w:t>
+      </w:r>
+      <w:r>
+        <w:rPr>
+          <w:rStyle w:val="OtherTok"/>
+        </w:rPr>
+        <w:t xml:space="preserve">&lt;-</w:t>
+      </w:r>
+      <w:r>
+        <w:rPr>
+          <w:rStyle w:val="NormalTok"/>
+        </w:rPr>
         <w:t xml:space="preserve"> </w:t>
       </w:r>
       <w:r>
         <w:rPr>
-          <w:rStyle w:val="VerbatimChar"/>
-        </w:rPr>
-        <w:t xml:space="preserve">fit()</w:t>
-      </w:r>
-      <w:r>
+          <w:rStyle w:val="FunctionTok"/>
+        </w:rPr>
+        <w:t xml:space="preserve">fit</w:t>
+      </w:r>
+      <w:r>
+        <w:rPr>
+          <w:rStyle w:val="NormalTok"/>
+        </w:rPr>
+        <w:t xml:space="preserve">(pm, adult_df)</w:t>
+      </w:r>
+    </w:p>
+    <w:p>
+      <w:pPr>
+        <w:pStyle w:val="SourceCode"/>
+      </w:pPr>
+      <w:r>
+        <w:rPr>
+          <w:rStyle w:val="VerbatimChar"/>
+        </w:rPr>
+        <w:t xml:space="preserve">## Warning: Column(s) 1, 3, 5, 11, 12, 13 not logical or factor. Applying default discretization (see '? discretizeDF').</w:t>
+      </w:r>
+    </w:p>
+    <w:p>
+      <w:pPr>
+        <w:pStyle w:val="SourceCode"/>
+      </w:pPr>
+      <w:r>
+        <w:rPr>
+          <w:rStyle w:val="VerbatimChar"/>
+        </w:rPr>
+        <w:t xml:space="preserve">## Warning in discretize(x = c(2174L, 0L, 0L, 0L, 0L, 0L, 0L, 0L, 14084L, 5178L, : The calculated breaks are: 0, 0, 0, 99999</w:t>
+      </w:r>
+      <w:r>
+        <w:br/>
+      </w:r>
+      <w:r>
+        <w:rPr>
+          <w:rStyle w:val="VerbatimChar"/>
+        </w:rPr>
+        <w:t xml:space="preserve">##   Only unique breaks are used reducing the number of intervals. Look at ? discretize for details.</w:t>
+      </w:r>
+    </w:p>
+    <w:p>
+      <w:pPr>
+        <w:pStyle w:val="SourceCode"/>
+      </w:pPr>
+      <w:r>
+        <w:rPr>
+          <w:rStyle w:val="VerbatimChar"/>
+        </w:rPr>
+        <w:t xml:space="preserve">## Warning in discretize(x = c(0L, 0L, 0L, 0L, 0L, 0L, 0L, 0L, 0L, 0L, 0L, : The calculated breaks are: 0, 0, 0, 4356</w:t>
+      </w:r>
+      <w:r>
+        <w:br/>
+      </w:r>
+      <w:r>
+        <w:rPr>
+          <w:rStyle w:val="VerbatimChar"/>
+        </w:rPr>
+        <w:t xml:space="preserve">##   Only unique breaks are used reducing the number of intervals. Look at ? discretize for details.</w:t>
+      </w:r>
+    </w:p>
+    <w:p>
+      <w:pPr>
+        <w:pStyle w:val="SourceCode"/>
+      </w:pPr>
+      <w:r>
+        <w:rPr>
+          <w:rStyle w:val="VerbatimChar"/>
+        </w:rPr>
+        <w:t xml:space="preserve">## Warning in discretize(x = c(40L, 13L, 40L, 40L, 40L, 40L, 16L, 45L, 50L, : The calculated breaks are: 1, 40, 40, 99</w:t>
+      </w:r>
+      <w:r>
+        <w:br/>
+      </w:r>
+      <w:r>
+        <w:rPr>
+          <w:rStyle w:val="VerbatimChar"/>
+        </w:rPr>
+        <w:t xml:space="preserve">##   Only unique breaks are used reducing the number of intervals. Look at ? discretize for details.</w:t>
+      </w:r>
+    </w:p>
+    <w:p>
+      <w:pPr>
+        <w:pStyle w:val="SourceCode"/>
+      </w:pPr>
+      <w:r>
+        <w:rPr>
+          <w:rStyle w:val="NormalTok"/>
+        </w:rPr>
+        <w:t xml:space="preserve">itemsets </w:t>
+      </w:r>
+      <w:r>
+        <w:rPr>
+          <w:rStyle w:val="OtherTok"/>
+        </w:rPr>
+        <w:t xml:space="preserve">&lt;-</w:t>
+      </w:r>
+      <w:r>
+        <w:rPr>
+          <w:rStyle w:val="NormalTok"/>
+        </w:rPr>
         <w:t xml:space="preserve"> </w:t>
       </w:r>
       <w:r>
-        <w:t xml:space="preserve">step accepts a regular data frame and normalizes it internally to transactions.</w:t>
+        <w:rPr>
+          <w:rStyle w:val="FunctionTok"/>
+        </w:rPr>
+        <w:t xml:space="preserve">discover</w:t>
+      </w:r>
+      <w:r>
+        <w:rPr>
+          <w:rStyle w:val="NormalTok"/>
+        </w:rPr>
+        <w:t xml:space="preserve">(pm, adult_df)</w:t>
       </w:r>
     </w:p>
     <w:p>
@@ -677,9 +790,280 @@
       </w:pPr>
       <w:r>
         <w:rPr>
-          <w:rStyle w:val="NormalTok"/>
-        </w:rPr>
-        <w:t xml:space="preserve">pm </w:t>
+          <w:rStyle w:val="VerbatimChar"/>
+        </w:rPr>
+        <w:t xml:space="preserve">## Warning: Column(s) 1, 3, 5, 11, 12, 13 not logical or factor. Applying default discretization (see '? discretizeDF').</w:t>
+      </w:r>
+    </w:p>
+    <w:p>
+      <w:pPr>
+        <w:pStyle w:val="SourceCode"/>
+      </w:pPr>
+      <w:r>
+        <w:rPr>
+          <w:rStyle w:val="VerbatimChar"/>
+        </w:rPr>
+        <w:t xml:space="preserve">## Warning in discretize(x = c(2174L, 0L, 0L, 0L, 0L, 0L, 0L, 0L, 14084L, 5178L, : The calculated breaks are: 0, 0, 0, 99999</w:t>
+      </w:r>
+      <w:r>
+        <w:br/>
+      </w:r>
+      <w:r>
+        <w:rPr>
+          <w:rStyle w:val="VerbatimChar"/>
+        </w:rPr>
+        <w:t xml:space="preserve">##   Only unique breaks are used reducing the number of intervals. Look at ? discretize for details.</w:t>
+      </w:r>
+    </w:p>
+    <w:p>
+      <w:pPr>
+        <w:pStyle w:val="SourceCode"/>
+      </w:pPr>
+      <w:r>
+        <w:rPr>
+          <w:rStyle w:val="VerbatimChar"/>
+        </w:rPr>
+        <w:t xml:space="preserve">## Warning in discretize(x = c(0L, 0L, 0L, 0L, 0L, 0L, 0L, 0L, 0L, 0L, 0L, : The calculated breaks are: 0, 0, 0, 4356</w:t>
+      </w:r>
+      <w:r>
+        <w:br/>
+      </w:r>
+      <w:r>
+        <w:rPr>
+          <w:rStyle w:val="VerbatimChar"/>
+        </w:rPr>
+        <w:t xml:space="preserve">##   Only unique breaks are used reducing the number of intervals. Look at ? discretize for details.</w:t>
+      </w:r>
+    </w:p>
+    <w:p>
+      <w:pPr>
+        <w:pStyle w:val="SourceCode"/>
+      </w:pPr>
+      <w:r>
+        <w:rPr>
+          <w:rStyle w:val="VerbatimChar"/>
+        </w:rPr>
+        <w:t xml:space="preserve">## Warning in discretize(x = c(40L, 13L, 40L, 40L, 40L, 40L, 16L, 45L, 50L, : The calculated breaks are: 1, 40, 40, 99</w:t>
+      </w:r>
+      <w:r>
+        <w:br/>
+      </w:r>
+      <w:r>
+        <w:rPr>
+          <w:rStyle w:val="VerbatimChar"/>
+        </w:rPr>
+        <w:t xml:space="preserve">##   Only unique breaks are used reducing the number of intervals. Look at ? discretize for details.</w:t>
+      </w:r>
+    </w:p>
+    <w:p>
+      <w:pPr>
+        <w:pStyle w:val="SourceCode"/>
+      </w:pPr>
+      <w:r>
+        <w:rPr>
+          <w:rStyle w:val="VerbatimChar"/>
+        </w:rPr>
+        <w:t xml:space="preserve">## Eclat</w:t>
+      </w:r>
+      <w:r>
+        <w:br/>
+      </w:r>
+      <w:r>
+        <w:rPr>
+          <w:rStyle w:val="VerbatimChar"/>
+        </w:rPr>
+        <w:t xml:space="preserve">## </w:t>
+      </w:r>
+      <w:r>
+        <w:br/>
+      </w:r>
+      <w:r>
+        <w:rPr>
+          <w:rStyle w:val="VerbatimChar"/>
+        </w:rPr>
+        <w:t xml:space="preserve">## parameter specification:</w:t>
+      </w:r>
+      <w:r>
+        <w:br/>
+      </w:r>
+      <w:r>
+        <w:rPr>
+          <w:rStyle w:val="VerbatimChar"/>
+        </w:rPr>
+        <w:t xml:space="preserve">##  tidLists support minlen maxlen            target  ext</w:t>
+      </w:r>
+      <w:r>
+        <w:br/>
+      </w:r>
+      <w:r>
+        <w:rPr>
+          <w:rStyle w:val="VerbatimChar"/>
+        </w:rPr>
+        <w:t xml:space="preserve">##     FALSE     0.5      1      3 frequent itemsets TRUE</w:t>
+      </w:r>
+      <w:r>
+        <w:br/>
+      </w:r>
+      <w:r>
+        <w:rPr>
+          <w:rStyle w:val="VerbatimChar"/>
+        </w:rPr>
+        <w:t xml:space="preserve">## </w:t>
+      </w:r>
+      <w:r>
+        <w:br/>
+      </w:r>
+      <w:r>
+        <w:rPr>
+          <w:rStyle w:val="VerbatimChar"/>
+        </w:rPr>
+        <w:t xml:space="preserve">## algorithmic control:</w:t>
+      </w:r>
+      <w:r>
+        <w:br/>
+      </w:r>
+      <w:r>
+        <w:rPr>
+          <w:rStyle w:val="VerbatimChar"/>
+        </w:rPr>
+        <w:t xml:space="preserve">##  sparse sort verbose</w:t>
+      </w:r>
+      <w:r>
+        <w:br/>
+      </w:r>
+      <w:r>
+        <w:rPr>
+          <w:rStyle w:val="VerbatimChar"/>
+        </w:rPr>
+        <w:t xml:space="preserve">##       7   -2    TRUE</w:t>
+      </w:r>
+      <w:r>
+        <w:br/>
+      </w:r>
+      <w:r>
+        <w:rPr>
+          <w:rStyle w:val="VerbatimChar"/>
+        </w:rPr>
+        <w:t xml:space="preserve">## </w:t>
+      </w:r>
+      <w:r>
+        <w:br/>
+      </w:r>
+      <w:r>
+        <w:rPr>
+          <w:rStyle w:val="VerbatimChar"/>
+        </w:rPr>
+        <w:t xml:space="preserve">## Absolute minimum support count: 24421 </w:t>
+      </w:r>
+      <w:r>
+        <w:br/>
+      </w:r>
+      <w:r>
+        <w:rPr>
+          <w:rStyle w:val="VerbatimChar"/>
+        </w:rPr>
+        <w:t xml:space="preserve">## </w:t>
+      </w:r>
+      <w:r>
+        <w:br/>
+      </w:r>
+      <w:r>
+        <w:rPr>
+          <w:rStyle w:val="VerbatimChar"/>
+        </w:rPr>
+        <w:t xml:space="preserve">## create itemset ... </w:t>
+      </w:r>
+      <w:r>
+        <w:br/>
+      </w:r>
+      <w:r>
+        <w:rPr>
+          <w:rStyle w:val="VerbatimChar"/>
+        </w:rPr>
+        <w:t xml:space="preserve">## set transactions ...[114 item(s), 48842 transaction(s)] done [0.04s].</w:t>
+      </w:r>
+      <w:r>
+        <w:br/>
+      </w:r>
+      <w:r>
+        <w:rPr>
+          <w:rStyle w:val="VerbatimChar"/>
+        </w:rPr>
+        <w:t xml:space="preserve">## sorting and recoding items ... [9 item(s)] done [0.00s].</w:t>
+      </w:r>
+      <w:r>
+        <w:br/>
+      </w:r>
+      <w:r>
+        <w:rPr>
+          <w:rStyle w:val="VerbatimChar"/>
+        </w:rPr>
+        <w:t xml:space="preserve">## creating bit matrix ... [9 row(s), 48842 column(s)] done [0.00s].</w:t>
+      </w:r>
+      <w:r>
+        <w:br/>
+      </w:r>
+      <w:r>
+        <w:rPr>
+          <w:rStyle w:val="VerbatimChar"/>
+        </w:rPr>
+        <w:t xml:space="preserve">## writing  ... [61 set(s)] done [0.00s].</w:t>
+      </w:r>
+      <w:r>
+        <w:br/>
+      </w:r>
+      <w:r>
+        <w:rPr>
+          <w:rStyle w:val="VerbatimChar"/>
+        </w:rPr>
+        <w:t xml:space="preserve">## Creating S4 object  ... done [0.00s].</w:t>
+      </w:r>
+    </w:p>
+    <w:p>
+      <w:pPr>
+        <w:pStyle w:val="SourceCode"/>
+      </w:pPr>
+      <w:r>
+        <w:rPr>
+          <w:rStyle w:val="FunctionTok"/>
+        </w:rPr>
+        <w:t xml:space="preserve">length</w:t>
+      </w:r>
+      <w:r>
+        <w:rPr>
+          <w:rStyle w:val="NormalTok"/>
+        </w:rPr>
+        <w:t xml:space="preserve">(itemsets)</w:t>
+      </w:r>
+    </w:p>
+    <w:p>
+      <w:pPr>
+        <w:pStyle w:val="SourceCode"/>
+      </w:pPr>
+      <w:r>
+        <w:rPr>
+          <w:rStyle w:val="VerbatimChar"/>
+        </w:rPr>
+        <w:t xml:space="preserve">## [1] 1</w:t>
+      </w:r>
+    </w:p>
+    <w:p>
+      <w:pPr>
+        <w:pStyle w:val="FirstParagraph"/>
+      </w:pPr>
+      <w:r>
+        <w:t xml:space="preserve">Evaluate the discovered patterns.</w:t>
+      </w:r>
+    </w:p>
+    <w:p>
+      <w:pPr>
+        <w:pStyle w:val="SourceCode"/>
+      </w:pPr>
+      <w:r>
+        <w:rPr>
+          <w:rStyle w:val="NormalTok"/>
+        </w:rPr>
+        <w:t xml:space="preserve">eval </w:t>
       </w:r>
       <w:r>
         <w:rPr>
@@ -697,13 +1081,34 @@
         <w:rPr>
           <w:rStyle w:val="FunctionTok"/>
         </w:rPr>
-        <w:t xml:space="preserve">fit</w:t>
-      </w:r>
-      <w:r>
-        <w:rPr>
-          <w:rStyle w:val="NormalTok"/>
-        </w:rPr>
-        <w:t xml:space="preserve">(pm, adult_df)</w:t>
+        <w:t xml:space="preserve">evaluate</w:t>
+      </w:r>
+      <w:r>
+        <w:rPr>
+          <w:rStyle w:val="NormalTok"/>
+        </w:rPr>
+        <w:t xml:space="preserve">(pm, itemsets)</w:t>
+      </w:r>
+      <w:r>
+        <w:br/>
+      </w:r>
+      <w:r>
+        <w:rPr>
+          <w:rStyle w:val="NormalTok"/>
+        </w:rPr>
+        <w:t xml:space="preserve">eval</w:t>
+      </w:r>
+      <w:r>
+        <w:rPr>
+          <w:rStyle w:val="SpecialCharTok"/>
+        </w:rPr>
+        <w:t xml:space="preserve">$</w:t>
+      </w:r>
+      <w:r>
+        <w:rPr>
+          <w:rStyle w:val="NormalTok"/>
+        </w:rPr>
+        <w:t xml:space="preserve">metrics</w:t>
       </w:r>
     </w:p>
     <w:p>
@@ -714,7 +1119,51 @@
         <w:rPr>
           <w:rStyle w:val="VerbatimChar"/>
         </w:rPr>
-        <w:t xml:space="preserve">## Warning: Column(s) 1, 3, 5, 11, 12, 13 not logical or factor. Applying default discretization (see '? discretizeDF').</w:t>
+        <w:t xml:space="preserve">##           metric      value      type</w:t>
+      </w:r>
+      <w:r>
+        <w:br/>
+      </w:r>
+      <w:r>
+        <w:rPr>
+          <w:rStyle w:val="VerbatimChar"/>
+        </w:rPr>
+        <w:t xml:space="preserve">## 1  pattern_count 1.00000000 intrinsic</w:t>
+      </w:r>
+      <w:r>
+        <w:br/>
+      </w:r>
+      <w:r>
+        <w:rPr>
+          <w:rStyle w:val="VerbatimChar"/>
+        </w:rPr>
+        <w:t xml:space="preserve">## 2   mean_support 0.66848204 intrinsic</w:t>
+      </w:r>
+      <w:r>
+        <w:br/>
+      </w:r>
+      <w:r>
+        <w:rPr>
+          <w:rStyle w:val="VerbatimChar"/>
+        </w:rPr>
+        <w:t xml:space="preserve">## 3    mean_length 1.00000000 intrinsic</w:t>
+      </w:r>
+      <w:r>
+        <w:br/>
+      </w:r>
+      <w:r>
+        <w:rPr>
+          <w:rStyle w:val="VerbatimChar"/>
+        </w:rPr>
+        <w:t xml:space="preserve">## 4 retained_ratio 0.01639344    filter</w:t>
+      </w:r>
+    </w:p>
+    <w:p>
+      <w:pPr>
+        <w:pStyle w:val="FirstParagraph"/>
+      </w:pPr>
+      <w:r>
+        <w:t xml:space="preserve">Inspect a few patterns.</w:t>
       </w:r>
     </w:p>
     <w:p>
@@ -723,18 +1172,75 @@
       </w:pPr>
       <w:r>
         <w:rPr>
-          <w:rStyle w:val="VerbatimChar"/>
-        </w:rPr>
-        <w:t xml:space="preserve">## Warning in discretize(x = c(2174L, 0L, 0L, 0L, 0L, 0L, 0L, 0L, 14084L, 5178L, : The calculated breaks are: 0, 0, 0, 99999</w:t>
-      </w:r>
-      <w:r>
-        <w:br/>
-      </w:r>
-      <w:r>
-        <w:rPr>
-          <w:rStyle w:val="VerbatimChar"/>
-        </w:rPr>
-        <w:t xml:space="preserve">##   Only unique breaks are used reducing the number of intervals. Look at ? discretize for details.</w:t>
+          <w:rStyle w:val="NormalTok"/>
+        </w:rPr>
+        <w:t xml:space="preserve">arules</w:t>
+      </w:r>
+      <w:r>
+        <w:rPr>
+          <w:rStyle w:val="SpecialCharTok"/>
+        </w:rPr>
+        <w:t xml:space="preserve">::</w:t>
+      </w:r>
+      <w:r>
+        <w:rPr>
+          <w:rStyle w:val="FunctionTok"/>
+        </w:rPr>
+        <w:t xml:space="preserve">inspect</w:t>
+      </w:r>
+      <w:r>
+        <w:rPr>
+          <w:rStyle w:val="NormalTok"/>
+        </w:rPr>
+        <w:t xml:space="preserve">(itemsets[</w:t>
+      </w:r>
+      <w:r>
+        <w:rPr>
+          <w:rStyle w:val="DecValTok"/>
+        </w:rPr>
+        <w:t xml:space="preserve">1</w:t>
+      </w:r>
+      <w:r>
+        <w:rPr>
+          <w:rStyle w:val="SpecialCharTok"/>
+        </w:rPr>
+        <w:t xml:space="preserve">:</w:t>
+      </w:r>
+      <w:r>
+        <w:rPr>
+          <w:rStyle w:val="FunctionTok"/>
+        </w:rPr>
+        <w:t xml:space="preserve">min</w:t>
+      </w:r>
+      <w:r>
+        <w:rPr>
+          <w:rStyle w:val="NormalTok"/>
+        </w:rPr>
+        <w:t xml:space="preserve">(</w:t>
+      </w:r>
+      <w:r>
+        <w:rPr>
+          <w:rStyle w:val="DecValTok"/>
+        </w:rPr>
+        <w:t xml:space="preserve">6</w:t>
+      </w:r>
+      <w:r>
+        <w:rPr>
+          <w:rStyle w:val="NormalTok"/>
+        </w:rPr>
+        <w:t xml:space="preserve">, </w:t>
+      </w:r>
+      <w:r>
+        <w:rPr>
+          <w:rStyle w:val="FunctionTok"/>
+        </w:rPr>
+        <w:t xml:space="preserve">length</w:t>
+      </w:r>
+      <w:r>
+        <w:rPr>
+          <w:rStyle w:val="NormalTok"/>
+        </w:rPr>
+        <w:t xml:space="preserve">(itemsets))])</w:t>
       </w:r>
     </w:p>
     <w:p>
@@ -745,662 +1251,36 @@
         <w:rPr>
           <w:rStyle w:val="VerbatimChar"/>
         </w:rPr>
-        <w:t xml:space="preserve">## Warning in discretize(x = c(0L, 0L, 0L, 0L, 0L, 0L, 0L, 0L, 0L, 0L, 0L, : The calculated breaks are: 0, 0, 0, 4356</w:t>
-      </w:r>
-      <w:r>
-        <w:br/>
-      </w:r>
-      <w:r>
-        <w:rPr>
-          <w:rStyle w:val="VerbatimChar"/>
-        </w:rPr>
-        <w:t xml:space="preserve">##   Only unique breaks are used reducing the number of intervals. Look at ? discretize for details.</w:t>
-      </w:r>
-    </w:p>
-    <w:p>
-      <w:pPr>
-        <w:pStyle w:val="SourceCode"/>
-      </w:pPr>
-      <w:r>
-        <w:rPr>
-          <w:rStyle w:val="VerbatimChar"/>
-        </w:rPr>
-        <w:t xml:space="preserve">## Warning in discretize(x = c(40L, 13L, 40L, 40L, 40L, 40L, 16L, 45L, 50L, : The calculated breaks are: 1, 40, 40, 99</w:t>
-      </w:r>
-      <w:r>
-        <w:br/>
-      </w:r>
-      <w:r>
-        <w:rPr>
-          <w:rStyle w:val="VerbatimChar"/>
-        </w:rPr>
-        <w:t xml:space="preserve">##   Only unique breaks are used reducing the number of intervals. Look at ? discretize for details.</w:t>
-      </w:r>
-    </w:p>
-    <w:p>
-      <w:pPr>
-        <w:pStyle w:val="SourceCode"/>
-      </w:pPr>
-      <w:r>
-        <w:rPr>
-          <w:rStyle w:val="NormalTok"/>
-        </w:rPr>
-        <w:t xml:space="preserve">itemsets </w:t>
-      </w:r>
-      <w:r>
-        <w:rPr>
-          <w:rStyle w:val="OtherTok"/>
-        </w:rPr>
-        <w:t xml:space="preserve">&lt;-</w:t>
-      </w:r>
-      <w:r>
-        <w:rPr>
-          <w:rStyle w:val="NormalTok"/>
-        </w:rPr>
+        <w:t xml:space="preserve">##     items      support  count</w:t>
+      </w:r>
+      <w:r>
+        <w:br/>
+      </w:r>
+      <w:r>
+        <w:rPr>
+          <w:rStyle w:val="VerbatimChar"/>
+        </w:rPr>
+        <w:t xml:space="preserve">## [1] {sex=Male} 0.668482 32650</w:t>
+      </w:r>
+    </w:p>
+    <w:p>
+      <w:pPr>
+        <w:pStyle w:val="FirstParagraph"/>
+      </w:pPr>
+      <w:r>
+        <w:t xml:space="preserve">What to observe</w:t>
+      </w:r>
+      <w:r>
         <w:t xml:space="preserve"> </w:t>
       </w:r>
       <w:r>
-        <w:rPr>
-          <w:rStyle w:val="FunctionTok"/>
-        </w:rPr>
-        <w:t xml:space="preserve">discover</w:t>
-      </w:r>
-      <w:r>
-        <w:rPr>
-          <w:rStyle w:val="NormalTok"/>
-        </w:rPr>
-        <w:t xml:space="preserve">(pm, adult_df)</w:t>
-      </w:r>
-    </w:p>
-    <w:p>
-      <w:pPr>
-        <w:pStyle w:val="SourceCode"/>
-      </w:pPr>
-      <w:r>
-        <w:rPr>
-          <w:rStyle w:val="VerbatimChar"/>
-        </w:rPr>
-        <w:t xml:space="preserve">## Warning: Column(s) 1, 3, 5, 11, 12, 13 not logical or factor. Applying default discretization (see '? discretizeDF').</w:t>
-      </w:r>
-    </w:p>
-    <w:p>
-      <w:pPr>
-        <w:pStyle w:val="SourceCode"/>
-      </w:pPr>
-      <w:r>
-        <w:rPr>
-          <w:rStyle w:val="VerbatimChar"/>
-        </w:rPr>
-        <w:t xml:space="preserve">## Warning in discretize(x = c(2174L, 0L, 0L, 0L, 0L, 0L, 0L, 0L, 14084L, 5178L, : The calculated breaks are: 0, 0, 0, 99999</w:t>
-      </w:r>
-      <w:r>
-        <w:br/>
-      </w:r>
-      <w:r>
-        <w:rPr>
-          <w:rStyle w:val="VerbatimChar"/>
-        </w:rPr>
-        <w:t xml:space="preserve">##   Only unique breaks are used reducing the number of intervals. Look at ? discretize for details.</w:t>
-      </w:r>
-    </w:p>
-    <w:p>
-      <w:pPr>
-        <w:pStyle w:val="SourceCode"/>
-      </w:pPr>
-      <w:r>
-        <w:rPr>
-          <w:rStyle w:val="VerbatimChar"/>
-        </w:rPr>
-        <w:t xml:space="preserve">## Warning in discretize(x = c(0L, 0L, 0L, 0L, 0L, 0L, 0L, 0L, 0L, 0L, 0L, : The calculated breaks are: 0, 0, 0, 4356</w:t>
-      </w:r>
-      <w:r>
-        <w:br/>
-      </w:r>
-      <w:r>
-        <w:rPr>
-          <w:rStyle w:val="VerbatimChar"/>
-        </w:rPr>
-        <w:t xml:space="preserve">##   Only unique breaks are used reducing the number of intervals. Look at ? discretize for details.</w:t>
-      </w:r>
-    </w:p>
-    <w:p>
-      <w:pPr>
-        <w:pStyle w:val="SourceCode"/>
-      </w:pPr>
-      <w:r>
-        <w:rPr>
-          <w:rStyle w:val="VerbatimChar"/>
-        </w:rPr>
-        <w:t xml:space="preserve">## Warning in discretize(x = c(40L, 13L, 40L, 40L, 40L, 40L, 16L, 45L, 50L, : The calculated breaks are: 1, 40, 40, 99</w:t>
-      </w:r>
-      <w:r>
-        <w:br/>
-      </w:r>
-      <w:r>
-        <w:rPr>
-          <w:rStyle w:val="VerbatimChar"/>
-        </w:rPr>
-        <w:t xml:space="preserve">##   Only unique breaks are used reducing the number of intervals. Look at ? discretize for details.</w:t>
-      </w:r>
-    </w:p>
-    <w:p>
-      <w:pPr>
-        <w:pStyle w:val="SourceCode"/>
-      </w:pPr>
-      <w:r>
-        <w:rPr>
-          <w:rStyle w:val="VerbatimChar"/>
-        </w:rPr>
-        <w:t xml:space="preserve">## Eclat</w:t>
-      </w:r>
-      <w:r>
-        <w:br/>
-      </w:r>
-      <w:r>
-        <w:rPr>
-          <w:rStyle w:val="VerbatimChar"/>
-        </w:rPr>
-        <w:t xml:space="preserve">## </w:t>
-      </w:r>
-      <w:r>
-        <w:br/>
-      </w:r>
-      <w:r>
-        <w:rPr>
-          <w:rStyle w:val="VerbatimChar"/>
-        </w:rPr>
-        <w:t xml:space="preserve">## parameter specification:</w:t>
-      </w:r>
-      <w:r>
-        <w:br/>
-      </w:r>
-      <w:r>
-        <w:rPr>
-          <w:rStyle w:val="VerbatimChar"/>
-        </w:rPr>
-        <w:t xml:space="preserve">##  tidLists support minlen maxlen            target  ext</w:t>
-      </w:r>
-      <w:r>
-        <w:br/>
-      </w:r>
-      <w:r>
-        <w:rPr>
-          <w:rStyle w:val="VerbatimChar"/>
-        </w:rPr>
-        <w:t xml:space="preserve">##     FALSE     0.5      1      3 frequent itemsets TRUE</w:t>
-      </w:r>
-      <w:r>
-        <w:br/>
-      </w:r>
-      <w:r>
-        <w:rPr>
-          <w:rStyle w:val="VerbatimChar"/>
-        </w:rPr>
-        <w:t xml:space="preserve">## </w:t>
-      </w:r>
-      <w:r>
-        <w:br/>
-      </w:r>
-      <w:r>
-        <w:rPr>
-          <w:rStyle w:val="VerbatimChar"/>
-        </w:rPr>
-        <w:t xml:space="preserve">## algorithmic control:</w:t>
-      </w:r>
-      <w:r>
-        <w:br/>
-      </w:r>
-      <w:r>
-        <w:rPr>
-          <w:rStyle w:val="VerbatimChar"/>
-        </w:rPr>
-        <w:t xml:space="preserve">##  sparse sort verbose</w:t>
-      </w:r>
-      <w:r>
-        <w:br/>
-      </w:r>
-      <w:r>
-        <w:rPr>
-          <w:rStyle w:val="VerbatimChar"/>
-        </w:rPr>
-        <w:t xml:space="preserve">##       7   -2    TRUE</w:t>
-      </w:r>
-      <w:r>
-        <w:br/>
-      </w:r>
-      <w:r>
-        <w:rPr>
-          <w:rStyle w:val="VerbatimChar"/>
-        </w:rPr>
-        <w:t xml:space="preserve">## </w:t>
-      </w:r>
-      <w:r>
-        <w:br/>
-      </w:r>
-      <w:r>
-        <w:rPr>
-          <w:rStyle w:val="VerbatimChar"/>
-        </w:rPr>
-        <w:t xml:space="preserve">## Absolute minimum support count: 24421 </w:t>
-      </w:r>
-      <w:r>
-        <w:br/>
-      </w:r>
-      <w:r>
-        <w:rPr>
-          <w:rStyle w:val="VerbatimChar"/>
-        </w:rPr>
-        <w:t xml:space="preserve">## </w:t>
-      </w:r>
-      <w:r>
-        <w:br/>
-      </w:r>
-      <w:r>
-        <w:rPr>
-          <w:rStyle w:val="VerbatimChar"/>
-        </w:rPr>
-        <w:t xml:space="preserve">## create itemset ... </w:t>
-      </w:r>
-      <w:r>
-        <w:br/>
-      </w:r>
-      <w:r>
-        <w:rPr>
-          <w:rStyle w:val="VerbatimChar"/>
-        </w:rPr>
-        <w:t xml:space="preserve">## set transactions ...[114 item(s), 48842 transaction(s)] done [0.03s].</w:t>
-      </w:r>
-      <w:r>
-        <w:br/>
-      </w:r>
-      <w:r>
-        <w:rPr>
-          <w:rStyle w:val="VerbatimChar"/>
-        </w:rPr>
-        <w:t xml:space="preserve">## sorting and recoding items ... [9 item(s)] done [0.00s].</w:t>
-      </w:r>
-      <w:r>
-        <w:br/>
-      </w:r>
-      <w:r>
-        <w:rPr>
-          <w:rStyle w:val="VerbatimChar"/>
-        </w:rPr>
-        <w:t xml:space="preserve">## creating bit matrix ... [9 row(s), 48842 column(s)] done [0.00s].</w:t>
-      </w:r>
-      <w:r>
-        <w:br/>
-      </w:r>
-      <w:r>
-        <w:rPr>
-          <w:rStyle w:val="VerbatimChar"/>
-        </w:rPr>
-        <w:t xml:space="preserve">## writing  ... [61 set(s)] done [0.00s].</w:t>
-      </w:r>
-      <w:r>
-        <w:br/>
-      </w:r>
-      <w:r>
-        <w:rPr>
-          <w:rStyle w:val="VerbatimChar"/>
-        </w:rPr>
-        <w:t xml:space="preserve">## Creating S4 object  ... done [0.00s].</w:t>
-      </w:r>
-    </w:p>
-    <w:p>
-      <w:pPr>
-        <w:pStyle w:val="SourceCode"/>
-      </w:pPr>
-      <w:r>
-        <w:rPr>
-          <w:rStyle w:val="FunctionTok"/>
-        </w:rPr>
-        <w:t xml:space="preserve">length</w:t>
-      </w:r>
-      <w:r>
-        <w:rPr>
-          <w:rStyle w:val="NormalTok"/>
-        </w:rPr>
-        <w:t xml:space="preserve">(itemsets)</w:t>
-      </w:r>
-    </w:p>
-    <w:p>
-      <w:pPr>
-        <w:pStyle w:val="SourceCode"/>
-      </w:pPr>
-      <w:r>
-        <w:rPr>
-          <w:rStyle w:val="VerbatimChar"/>
-        </w:rPr>
-        <w:t xml:space="preserve">## [1] 1</w:t>
-      </w:r>
-    </w:p>
-    <w:p>
-      <w:pPr>
-        <w:pStyle w:val="FirstParagraph"/>
-      </w:pPr>
-      <w:r>
-        <w:t xml:space="preserve">Evaluate the itemsets.</w:t>
-      </w:r>
-    </w:p>
-    <w:p>
-      <w:pPr>
-        <w:pStyle w:val="SourceCode"/>
-      </w:pPr>
-      <w:r>
-        <w:rPr>
-          <w:rStyle w:val="NormalTok"/>
-        </w:rPr>
-        <w:t xml:space="preserve">eval </w:t>
-      </w:r>
-      <w:r>
-        <w:rPr>
-          <w:rStyle w:val="OtherTok"/>
-        </w:rPr>
-        <w:t xml:space="preserve">&lt;-</w:t>
-      </w:r>
-      <w:r>
-        <w:rPr>
-          <w:rStyle w:val="NormalTok"/>
-        </w:rPr>
+        <w:t xml:space="preserve">- The workflow is unchanged from the rule-mining example.</w:t>
+      </w:r>
+      <w:r>
         <w:t xml:space="preserve"> </w:t>
       </w:r>
       <w:r>
-        <w:rPr>
-          <w:rStyle w:val="FunctionTok"/>
-        </w:rPr>
-        <w:t xml:space="preserve">evaluate</w:t>
-      </w:r>
-      <w:r>
-        <w:rPr>
-          <w:rStyle w:val="NormalTok"/>
-        </w:rPr>
-        <w:t xml:space="preserve">(pm, itemsets)</w:t>
-      </w:r>
-      <w:r>
-        <w:br/>
-      </w:r>
-      <w:r>
-        <w:rPr>
-          <w:rStyle w:val="NormalTok"/>
-        </w:rPr>
-        <w:t xml:space="preserve">eval</w:t>
-      </w:r>
-      <w:r>
-        <w:rPr>
-          <w:rStyle w:val="SpecialCharTok"/>
-        </w:rPr>
-        <w:t xml:space="preserve">$</w:t>
-      </w:r>
-      <w:r>
-        <w:rPr>
-          <w:rStyle w:val="NormalTok"/>
-        </w:rPr>
-        <w:t xml:space="preserve">metrics</w:t>
-      </w:r>
-    </w:p>
-    <w:p>
-      <w:pPr>
-        <w:pStyle w:val="SourceCode"/>
-      </w:pPr>
-      <w:r>
-        <w:rPr>
-          <w:rStyle w:val="VerbatimChar"/>
-        </w:rPr>
-        <w:t xml:space="preserve">##           metric      value      type</w:t>
-      </w:r>
-      <w:r>
-        <w:br/>
-      </w:r>
-      <w:r>
-        <w:rPr>
-          <w:rStyle w:val="VerbatimChar"/>
-        </w:rPr>
-        <w:t xml:space="preserve">## 1  pattern_count 1.00000000 intrinsic</w:t>
-      </w:r>
-      <w:r>
-        <w:br/>
-      </w:r>
-      <w:r>
-        <w:rPr>
-          <w:rStyle w:val="VerbatimChar"/>
-        </w:rPr>
-        <w:t xml:space="preserve">## 2   mean_support 0.66848204 intrinsic</w:t>
-      </w:r>
-      <w:r>
-        <w:br/>
-      </w:r>
-      <w:r>
-        <w:rPr>
-          <w:rStyle w:val="VerbatimChar"/>
-        </w:rPr>
-        <w:t xml:space="preserve">## 3    mean_length 1.00000000 intrinsic</w:t>
-      </w:r>
-      <w:r>
-        <w:br/>
-      </w:r>
-      <w:r>
-        <w:rPr>
-          <w:rStyle w:val="VerbatimChar"/>
-        </w:rPr>
-        <w:t xml:space="preserve">## 4 retained_ratio 0.01639344    filter</w:t>
-      </w:r>
-    </w:p>
-    <w:p>
-      <w:pPr>
-        <w:pStyle w:val="FirstParagraph"/>
-      </w:pPr>
-      <w:r>
-        <w:t xml:space="preserve">Inspect a few itemsets.</w:t>
-      </w:r>
-    </w:p>
-    <w:p>
-      <w:pPr>
-        <w:pStyle w:val="SourceCode"/>
-      </w:pPr>
-      <w:r>
-        <w:rPr>
-          <w:rStyle w:val="NormalTok"/>
-        </w:rPr>
-        <w:t xml:space="preserve">arules</w:t>
-      </w:r>
-      <w:r>
-        <w:rPr>
-          <w:rStyle w:val="SpecialCharTok"/>
-        </w:rPr>
-        <w:t xml:space="preserve">::</w:t>
-      </w:r>
-      <w:r>
-        <w:rPr>
-          <w:rStyle w:val="FunctionTok"/>
-        </w:rPr>
-        <w:t xml:space="preserve">inspect</w:t>
-      </w:r>
-      <w:r>
-        <w:rPr>
-          <w:rStyle w:val="NormalTok"/>
-        </w:rPr>
-        <w:t xml:space="preserve">(itemsets[</w:t>
-      </w:r>
-      <w:r>
-        <w:rPr>
-          <w:rStyle w:val="DecValTok"/>
-        </w:rPr>
-        <w:t xml:space="preserve">1</w:t>
-      </w:r>
-      <w:r>
-        <w:rPr>
-          <w:rStyle w:val="SpecialCharTok"/>
-        </w:rPr>
-        <w:t xml:space="preserve">:</w:t>
-      </w:r>
-      <w:r>
-        <w:rPr>
-          <w:rStyle w:val="FunctionTok"/>
-        </w:rPr>
-        <w:t xml:space="preserve">min</w:t>
-      </w:r>
-      <w:r>
-        <w:rPr>
-          <w:rStyle w:val="NormalTok"/>
-        </w:rPr>
-        <w:t xml:space="preserve">(</w:t>
-      </w:r>
-      <w:r>
-        <w:rPr>
-          <w:rStyle w:val="DecValTok"/>
-        </w:rPr>
-        <w:t xml:space="preserve">6</w:t>
-      </w:r>
-      <w:r>
-        <w:rPr>
-          <w:rStyle w:val="NormalTok"/>
-        </w:rPr>
-        <w:t xml:space="preserve">, </w:t>
-      </w:r>
-      <w:r>
-        <w:rPr>
-          <w:rStyle w:val="FunctionTok"/>
-        </w:rPr>
-        <w:t xml:space="preserve">length</w:t>
-      </w:r>
-      <w:r>
-        <w:rPr>
-          <w:rStyle w:val="NormalTok"/>
-        </w:rPr>
-        <w:t xml:space="preserve">(itemsets))])</w:t>
-      </w:r>
-    </w:p>
-    <w:p>
-      <w:pPr>
-        <w:pStyle w:val="SourceCode"/>
-      </w:pPr>
-      <w:r>
-        <w:rPr>
-          <w:rStyle w:val="VerbatimChar"/>
-        </w:rPr>
-        <w:t xml:space="preserve">##     items      support  count</w:t>
-      </w:r>
-      <w:r>
-        <w:br/>
-      </w:r>
-      <w:r>
-        <w:rPr>
-          <w:rStyle w:val="VerbatimChar"/>
-        </w:rPr>
-        <w:t xml:space="preserve">## [1] {sex=Male} 0.668482 32650</w:t>
-      </w:r>
-    </w:p>
-    <w:p>
-      <w:pPr>
-        <w:pStyle w:val="FirstParagraph"/>
-      </w:pPr>
-      <w:r>
-        <w:t xml:space="preserve">What to observe</w:t>
-      </w:r>
-      <w:r>
-        <w:t xml:space="preserve"> </w:t>
-      </w:r>
-      <w:r>
-        <w:t xml:space="preserve">-</w:t>
-      </w:r>
-      <w:r>
-        <w:t xml:space="preserve"> </w:t>
-      </w:r>
-      <w:r>
-        <w:rPr>
-          <w:rStyle w:val="VerbatimChar"/>
-        </w:rPr>
-        <w:t xml:space="preserve">include</w:t>
-      </w:r>
-      <w:r>
-        <w:t xml:space="preserve"> </w:t>
-      </w:r>
-      <w:r>
-        <w:t xml:space="preserve">and</w:t>
-      </w:r>
-      <w:r>
-        <w:t xml:space="preserve"> </w:t>
-      </w:r>
-      <w:r>
-        <w:rPr>
-          <w:rStyle w:val="VerbatimChar"/>
-        </w:rPr>
-        <w:t xml:space="preserve">exclude</w:t>
-      </w:r>
-      <w:r>
-        <w:t xml:space="preserve"> </w:t>
-      </w:r>
-      <w:r>
-        <w:t xml:space="preserve">act as DAL-level filters over the discovered itemsets.</w:t>
-      </w:r>
-      <w:r>
-        <w:t xml:space="preserve"> </w:t>
-      </w:r>
-      <w:r>
-        <w:t xml:space="preserve">- This makes the miner easier to adapt to an analytical question without exposing the user directly to engine-specific syntax.</w:t>
-      </w:r>
-      <w:r>
-        <w:t xml:space="preserve"> </w:t>
-      </w:r>
-      <w:r>
-        <w:t xml:space="preserve">-</w:t>
-      </w:r>
-      <w:r>
-        <w:t xml:space="preserve"> </w:t>
-      </w:r>
-      <w:r>
-        <w:rPr>
-          <w:rStyle w:val="VerbatimChar"/>
-        </w:rPr>
-        <w:t xml:space="preserve">evaluate()</w:t>
-      </w:r>
-      <w:r>
-        <w:t xml:space="preserve"> </w:t>
-      </w:r>
-      <w:r>
-        <w:t xml:space="preserve">now reports descriptive quality summaries for the mined patterns, not predictive error.</w:t>
-      </w:r>
-    </w:p>
-    <w:p>
-      <w:pPr>
-        <w:pStyle w:val="BodyText"/>
-      </w:pPr>
-      <w:r>
-        <w:t xml:space="preserve">Common mistakes</w:t>
-      </w:r>
-      <w:r>
-        <w:t xml:space="preserve"> </w:t>
-      </w:r>
-      <w:r>
-        <w:t xml:space="preserve">- Confusing frequent itemsets with rules; itemsets do not imply direction.</w:t>
-      </w:r>
-      <w:r>
-        <w:t xml:space="preserve"> </w:t>
-      </w:r>
-      <w:r>
-        <w:t xml:space="preserve">- Setting</w:t>
-      </w:r>
-      <w:r>
-        <w:t xml:space="preserve"> </w:t>
-      </w:r>
-      <w:r>
-        <w:rPr>
-          <w:rStyle w:val="VerbatimChar"/>
-        </w:rPr>
-        <w:t xml:space="preserve">supp</w:t>
-      </w:r>
-      <w:r>
-        <w:t xml:space="preserve"> </w:t>
-      </w:r>
-      <w:r>
-        <w:t xml:space="preserve">too low on rich transactional data and generating an unmanageable number of combinations.</w:t>
-      </w:r>
-      <w:r>
-        <w:t xml:space="preserve"> </w:t>
-      </w:r>
-      <w:r>
-        <w:t xml:space="preserve">- Forgetting that coercing regular data to transactions may discretize non-categorical columns.</w:t>
+        <w:t xml:space="preserve">- The main semantic change is that the result is now a set of itemsets, not a set of directional implications.</w:t>
       </w:r>
     </w:p>
     <w:sectPr>

--- a/examples/patterns/doc/10-eclat-itemsets.docx
+++ b/examples/patterns/doc/10-eclat-itemsets.docx
@@ -980,7 +980,7 @@
         <w:rPr>
           <w:rStyle w:val="VerbatimChar"/>
         </w:rPr>
-        <w:t xml:space="preserve">## set transactions ...[114 item(s), 48842 transaction(s)] done [0.04s].</w:t>
+        <w:t xml:space="preserve">## set transactions ...[114 item(s), 48842 transaction(s)] done [0.03s].</w:t>
       </w:r>
       <w:r>
         <w:br/>
@@ -1172,14 +1172,131 @@
       </w:pPr>
       <w:r>
         <w:rPr>
-          <w:rStyle w:val="NormalTok"/>
-        </w:rPr>
-        <w:t xml:space="preserve">arules</w:t>
+          <w:rStyle w:val="ControlFlowTok"/>
+        </w:rPr>
+        <w:t xml:space="preserve">if</w:t>
+      </w:r>
+      <w:r>
+        <w:rPr>
+          <w:rStyle w:val="NormalTok"/>
+        </w:rPr>
+        <w:t xml:space="preserve"> (</w:t>
+      </w:r>
+      <w:r>
+        <w:rPr>
+          <w:rStyle w:val="FunctionTok"/>
+        </w:rPr>
+        <w:t xml:space="preserve">length</w:t>
+      </w:r>
+      <w:r>
+        <w:rPr>
+          <w:rStyle w:val="NormalTok"/>
+        </w:rPr>
+        <w:t xml:space="preserve">(itemsets) </w:t>
       </w:r>
       <w:r>
         <w:rPr>
           <w:rStyle w:val="SpecialCharTok"/>
         </w:rPr>
+        <w:t xml:space="preserve">==</w:t>
+      </w:r>
+      <w:r>
+        <w:rPr>
+          <w:rStyle w:val="NormalTok"/>
+        </w:rPr>
+        <w:t xml:space="preserve"> </w:t>
+      </w:r>
+      <w:r>
+        <w:rPr>
+          <w:rStyle w:val="DecValTok"/>
+        </w:rPr>
+        <w:t xml:space="preserve">0</w:t>
+      </w:r>
+      <w:r>
+        <w:rPr>
+          <w:rStyle w:val="NormalTok"/>
+        </w:rPr>
+        <w:t xml:space="preserve">) {</w:t>
+      </w:r>
+      <w:r>
+        <w:br/>
+      </w:r>
+      <w:r>
+        <w:rPr>
+          <w:rStyle w:val="NormalTok"/>
+        </w:rPr>
+        <w:t xml:space="preserve">  </w:t>
+      </w:r>
+      <w:r>
+        <w:rPr>
+          <w:rStyle w:val="FunctionTok"/>
+        </w:rPr>
+        <w:t xml:space="preserve">cat</w:t>
+      </w:r>
+      <w:r>
+        <w:rPr>
+          <w:rStyle w:val="NormalTok"/>
+        </w:rPr>
+        <w:t xml:space="preserve">(</w:t>
+      </w:r>
+      <w:r>
+        <w:rPr>
+          <w:rStyle w:val="StringTok"/>
+        </w:rPr>
+        <w:t xml:space="preserve">"No itemsets remained after the quality filter. Lower the thresholds if you want to inspect some candidates.</w:t>
+      </w:r>
+      <w:r>
+        <w:rPr>
+          <w:rStyle w:val="SpecialCharTok"/>
+        </w:rPr>
+        <w:t xml:space="preserve">\n</w:t>
+      </w:r>
+      <w:r>
+        <w:rPr>
+          <w:rStyle w:val="StringTok"/>
+        </w:rPr>
+        <w:t xml:space="preserve">"</w:t>
+      </w:r>
+      <w:r>
+        <w:rPr>
+          <w:rStyle w:val="NormalTok"/>
+        </w:rPr>
+        <w:t xml:space="preserve">)</w:t>
+      </w:r>
+      <w:r>
+        <w:br/>
+      </w:r>
+      <w:r>
+        <w:rPr>
+          <w:rStyle w:val="NormalTok"/>
+        </w:rPr>
+        <w:t xml:space="preserve">} </w:t>
+      </w:r>
+      <w:r>
+        <w:rPr>
+          <w:rStyle w:val="ControlFlowTok"/>
+        </w:rPr>
+        <w:t xml:space="preserve">else</w:t>
+      </w:r>
+      <w:r>
+        <w:rPr>
+          <w:rStyle w:val="NormalTok"/>
+        </w:rPr>
+        <w:t xml:space="preserve"> {</w:t>
+      </w:r>
+      <w:r>
+        <w:br/>
+      </w:r>
+      <w:r>
+        <w:rPr>
+          <w:rStyle w:val="NormalTok"/>
+        </w:rPr>
+        <w:t xml:space="preserve">  arules</w:t>
+      </w:r>
+      <w:r>
+        <w:rPr>
+          <w:rStyle w:val="SpecialCharTok"/>
+        </w:rPr>
         <w:t xml:space="preserve">::</w:t>
       </w:r>
       <w:r>
@@ -1196,51 +1313,60 @@
       </w:r>
       <w:r>
         <w:rPr>
+          <w:rStyle w:val="FunctionTok"/>
+        </w:rPr>
+        <w:t xml:space="preserve">seq_len</w:t>
+      </w:r>
+      <w:r>
+        <w:rPr>
+          <w:rStyle w:val="NormalTok"/>
+        </w:rPr>
+        <w:t xml:space="preserve">(</w:t>
+      </w:r>
+      <w:r>
+        <w:rPr>
+          <w:rStyle w:val="FunctionTok"/>
+        </w:rPr>
+        <w:t xml:space="preserve">min</w:t>
+      </w:r>
+      <w:r>
+        <w:rPr>
+          <w:rStyle w:val="NormalTok"/>
+        </w:rPr>
+        <w:t xml:space="preserve">(</w:t>
+      </w:r>
+      <w:r>
+        <w:rPr>
           <w:rStyle w:val="DecValTok"/>
         </w:rPr>
-        <w:t xml:space="preserve">1</w:t>
-      </w:r>
-      <w:r>
-        <w:rPr>
-          <w:rStyle w:val="SpecialCharTok"/>
-        </w:rPr>
-        <w:t xml:space="preserve">:</w:t>
+        <w:t xml:space="preserve">6</w:t>
+      </w:r>
+      <w:r>
+        <w:rPr>
+          <w:rStyle w:val="NormalTok"/>
+        </w:rPr>
+        <w:t xml:space="preserve">, </w:t>
       </w:r>
       <w:r>
         <w:rPr>
           <w:rStyle w:val="FunctionTok"/>
         </w:rPr>
-        <w:t xml:space="preserve">min</w:t>
-      </w:r>
-      <w:r>
-        <w:rPr>
-          <w:rStyle w:val="NormalTok"/>
-        </w:rPr>
-        <w:t xml:space="preserve">(</w:t>
-      </w:r>
-      <w:r>
-        <w:rPr>
-          <w:rStyle w:val="DecValTok"/>
-        </w:rPr>
-        <w:t xml:space="preserve">6</w:t>
-      </w:r>
-      <w:r>
-        <w:rPr>
-          <w:rStyle w:val="NormalTok"/>
-        </w:rPr>
-        <w:t xml:space="preserve">, </w:t>
-      </w:r>
-      <w:r>
-        <w:rPr>
-          <w:rStyle w:val="FunctionTok"/>
-        </w:rPr>
         <w:t xml:space="preserve">length</w:t>
       </w:r>
       <w:r>
         <w:rPr>
           <w:rStyle w:val="NormalTok"/>
         </w:rPr>
-        <w:t xml:space="preserve">(itemsets))])</w:t>
+        <w:t xml:space="preserve">(itemsets)))])</w:t>
+      </w:r>
+      <w:r>
+        <w:br/>
+      </w:r>
+      <w:r>
+        <w:rPr>
+          <w:rStyle w:val="NormalTok"/>
+        </w:rPr>
+        <w:t xml:space="preserve">}</w:t>
       </w:r>
     </w:p>
     <w:p>

--- a/examples/patterns/doc/10-eclat-itemsets.docx
+++ b/examples/patterns/doc/10-eclat-itemsets.docx
@@ -33,7 +33,31 @@
         <w:pStyle w:val="BodyText"/>
       </w:pPr>
       <w:r>
-        <w:t xml:space="preserve">Didactic goal: keep the same pattern-mining line of experiment and change only the discovered object type, from directional rules to unordered itemsets.</w:t>
+        <w:t xml:space="preserve">Didactic goal: show item-level filtering explicitly. Here the mining threshold defines the candidate pool,</w:t>
+      </w:r>
+      <w:r>
+        <w:t xml:space="preserve"> </w:t>
+      </w:r>
+      <w:r>
+        <w:rPr>
+          <w:rStyle w:val="VerbatimChar"/>
+        </w:rPr>
+        <w:t xml:space="preserve">include</w:t>
+      </w:r>
+      <w:r>
+        <w:t xml:space="preserve">/</w:t>
+      </w:r>
+      <w:r>
+        <w:rPr>
+          <w:rStyle w:val="VerbatimChar"/>
+        </w:rPr>
+        <w:t xml:space="preserve">exclude</w:t>
+      </w:r>
+      <w:r>
+        <w:t xml:space="preserve"> </w:t>
+      </w:r>
+      <w:r>
+        <w:t xml:space="preserve">restrict the item vocabulary, and the quality filter keeps only the strongest surviving itemsets.</w:t>
       </w:r>
     </w:p>
     <w:p>
@@ -179,7 +203,7 @@
         <w:rPr>
           <w:rStyle w:val="NormalTok"/>
         </w:rPr>
-        <w:t xml:space="preserve">adult_df </w:t>
+        <w:t xml:space="preserve">trans </w:t>
       </w:r>
       <w:r>
         <w:rPr>
@@ -197,13 +221,55 @@
         <w:rPr>
           <w:rStyle w:val="FunctionTok"/>
         </w:rPr>
+        <w:t xml:space="preserve">suppressWarnings</w:t>
+      </w:r>
+      <w:r>
+        <w:rPr>
+          <w:rStyle w:val="NormalTok"/>
+        </w:rPr>
+        <w:t xml:space="preserve">(methods</w:t>
+      </w:r>
+      <w:r>
+        <w:rPr>
+          <w:rStyle w:val="SpecialCharTok"/>
+        </w:rPr>
+        <w:t xml:space="preserve">::</w:t>
+      </w:r>
+      <w:r>
+        <w:rPr>
+          <w:rStyle w:val="FunctionTok"/>
+        </w:rPr>
+        <w:t xml:space="preserve">as</w:t>
+      </w:r>
+      <w:r>
+        <w:rPr>
+          <w:rStyle w:val="NormalTok"/>
+        </w:rPr>
+        <w:t xml:space="preserve">(</w:t>
+      </w:r>
+      <w:r>
+        <w:rPr>
+          <w:rStyle w:val="FunctionTok"/>
+        </w:rPr>
         <w:t xml:space="preserve">as.data.frame</w:t>
       </w:r>
       <w:r>
         <w:rPr>
           <w:rStyle w:val="NormalTok"/>
         </w:rPr>
-        <w:t xml:space="preserve">(AdultUCI)</w:t>
+        <w:t xml:space="preserve">(AdultUCI), </w:t>
+      </w:r>
+      <w:r>
+        <w:rPr>
+          <w:rStyle w:val="StringTok"/>
+        </w:rPr>
+        <w:t xml:space="preserve">"transactions"</w:t>
+      </w:r>
+      <w:r>
+        <w:rPr>
+          <w:rStyle w:val="NormalTok"/>
+        </w:rPr>
+        <w:t xml:space="preserve">))</w:t>
       </w:r>
       <w:r>
         <w:br/>
@@ -212,13 +278,13 @@
         <w:rPr>
           <w:rStyle w:val="FunctionTok"/>
         </w:rPr>
-        <w:t xml:space="preserve">head</w:t>
-      </w:r>
-      <w:r>
-        <w:rPr>
-          <w:rStyle w:val="NormalTok"/>
-        </w:rPr>
-        <w:t xml:space="preserve">(adult_df)</w:t>
+        <w:t xml:space="preserve">summary</w:t>
+      </w:r>
+      <w:r>
+        <w:rPr>
+          <w:rStyle w:val="NormalTok"/>
+        </w:rPr>
+        <w:t xml:space="preserve">(trans)</w:t>
       </w:r>
     </w:p>
     <w:p>
@@ -229,7 +295,7 @@
         <w:rPr>
           <w:rStyle w:val="VerbatimChar"/>
         </w:rPr>
-        <w:t xml:space="preserve">##   age        workclass fnlwgt education education-num     marital-status        occupation  relationship  race    sex</w:t>
+        <w:t xml:space="preserve">##       Length        Class         Mode </w:t>
       </w:r>
       <w:r>
         <w:br/>
@@ -238,115 +304,7 @@
         <w:rPr>
           <w:rStyle w:val="VerbatimChar"/>
         </w:rPr>
-        <w:t xml:space="preserve">## 1  39        State-gov  77516 Bachelors            13      Never-married      Adm-clerical Not-in-family White   Male</w:t>
-      </w:r>
-      <w:r>
-        <w:br/>
-      </w:r>
-      <w:r>
-        <w:rPr>
-          <w:rStyle w:val="VerbatimChar"/>
-        </w:rPr>
-        <w:t xml:space="preserve">## 2  50 Self-emp-not-inc  83311 Bachelors            13 Married-civ-spouse   Exec-managerial       Husband White   Male</w:t>
-      </w:r>
-      <w:r>
-        <w:br/>
-      </w:r>
-      <w:r>
-        <w:rPr>
-          <w:rStyle w:val="VerbatimChar"/>
-        </w:rPr>
-        <w:t xml:space="preserve">## 3  38          Private 215646   HS-grad             9           Divorced Handlers-cleaners Not-in-family White   Male</w:t>
-      </w:r>
-      <w:r>
-        <w:br/>
-      </w:r>
-      <w:r>
-        <w:rPr>
-          <w:rStyle w:val="VerbatimChar"/>
-        </w:rPr>
-        <w:t xml:space="preserve">## 4  53          Private 234721      11th             7 Married-civ-spouse Handlers-cleaners       Husband Black   Male</w:t>
-      </w:r>
-      <w:r>
-        <w:br/>
-      </w:r>
-      <w:r>
-        <w:rPr>
-          <w:rStyle w:val="VerbatimChar"/>
-        </w:rPr>
-        <w:t xml:space="preserve">## 5  28          Private 338409 Bachelors            13 Married-civ-spouse    Prof-specialty          Wife Black Female</w:t>
-      </w:r>
-      <w:r>
-        <w:br/>
-      </w:r>
-      <w:r>
-        <w:rPr>
-          <w:rStyle w:val="VerbatimChar"/>
-        </w:rPr>
-        <w:t xml:space="preserve">## 6  37          Private 284582   Masters            14 Married-civ-spouse   Exec-managerial          Wife White Female</w:t>
-      </w:r>
-      <w:r>
-        <w:br/>
-      </w:r>
-      <w:r>
-        <w:rPr>
-          <w:rStyle w:val="VerbatimChar"/>
-        </w:rPr>
-        <w:t xml:space="preserve">##   capital-gain capital-loss hours-per-week native-country income</w:t>
-      </w:r>
-      <w:r>
-        <w:br/>
-      </w:r>
-      <w:r>
-        <w:rPr>
-          <w:rStyle w:val="VerbatimChar"/>
-        </w:rPr>
-        <w:t xml:space="preserve">## 1         2174            0             40  United-States  small</w:t>
-      </w:r>
-      <w:r>
-        <w:br/>
-      </w:r>
-      <w:r>
-        <w:rPr>
-          <w:rStyle w:val="VerbatimChar"/>
-        </w:rPr>
-        <w:t xml:space="preserve">## 2            0            0             13  United-States  small</w:t>
-      </w:r>
-      <w:r>
-        <w:br/>
-      </w:r>
-      <w:r>
-        <w:rPr>
-          <w:rStyle w:val="VerbatimChar"/>
-        </w:rPr>
-        <w:t xml:space="preserve">## 3            0            0             40  United-States  small</w:t>
-      </w:r>
-      <w:r>
-        <w:br/>
-      </w:r>
-      <w:r>
-        <w:rPr>
-          <w:rStyle w:val="VerbatimChar"/>
-        </w:rPr>
-        <w:t xml:space="preserve">## 4            0            0             40  United-States  small</w:t>
-      </w:r>
-      <w:r>
-        <w:br/>
-      </w:r>
-      <w:r>
-        <w:rPr>
-          <w:rStyle w:val="VerbatimChar"/>
-        </w:rPr>
-        <w:t xml:space="preserve">## 5            0            0             40           Cuba  small</w:t>
-      </w:r>
-      <w:r>
-        <w:br/>
-      </w:r>
-      <w:r>
-        <w:rPr>
-          <w:rStyle w:val="VerbatimChar"/>
-        </w:rPr>
-        <w:t xml:space="preserve">## 6            0            0             40  United-States  small</w:t>
+        <w:t xml:space="preserve">##        48842 transactions           S4</w:t>
       </w:r>
     </w:p>
     <w:p>
@@ -452,7 +410,7 @@
         <w:rPr>
           <w:rStyle w:val="FloatTok"/>
         </w:rPr>
-        <w:t xml:space="preserve">0.5</w:t>
+        <w:t xml:space="preserve">0.2</w:t>
       </w:r>
       <w:r>
         <w:rPr>
@@ -560,6 +518,18 @@
         <w:rPr>
           <w:rStyle w:val="NormalTok"/>
         </w:rPr>
+        <w:t xml:space="preserve">, </w:t>
+      </w:r>
+      <w:r>
+        <w:rPr>
+          <w:rStyle w:val="StringTok"/>
+        </w:rPr>
+        <w:t xml:space="preserve">"race=White"</w:t>
+      </w:r>
+      <w:r>
+        <w:rPr>
+          <w:rStyle w:val="NormalTok"/>
+        </w:rPr>
         <w:t xml:space="preserve">),</w:t>
       </w:r>
       <w:r>
@@ -575,6 +545,51 @@
         <w:rPr>
           <w:rStyle w:val="AttributeTok"/>
         </w:rPr>
+        <w:t xml:space="preserve">exclude =</w:t>
+      </w:r>
+      <w:r>
+        <w:rPr>
+          <w:rStyle w:val="NormalTok"/>
+        </w:rPr>
+        <w:t xml:space="preserve"> </w:t>
+      </w:r>
+      <w:r>
+        <w:rPr>
+          <w:rStyle w:val="FunctionTok"/>
+        </w:rPr>
+        <w:t xml:space="preserve">c</w:t>
+      </w:r>
+      <w:r>
+        <w:rPr>
+          <w:rStyle w:val="NormalTok"/>
+        </w:rPr>
+        <w:t xml:space="preserve">(</w:t>
+      </w:r>
+      <w:r>
+        <w:rPr>
+          <w:rStyle w:val="StringTok"/>
+        </w:rPr>
+        <w:t xml:space="preserve">"income=small"</w:t>
+      </w:r>
+      <w:r>
+        <w:rPr>
+          <w:rStyle w:val="NormalTok"/>
+        </w:rPr>
+        <w:t xml:space="preserve">),</w:t>
+      </w:r>
+      <w:r>
+        <w:br/>
+      </w:r>
+      <w:r>
+        <w:rPr>
+          <w:rStyle w:val="NormalTok"/>
+        </w:rPr>
+        <w:t xml:space="preserve">  </w:t>
+      </w:r>
+      <w:r>
+        <w:rPr>
+          <w:rStyle w:val="AttributeTok"/>
+        </w:rPr>
         <w:t xml:space="preserve">quality_filter =</w:t>
       </w:r>
       <w:r>
@@ -617,7 +632,64 @@
         <w:rPr>
           <w:rStyle w:val="FloatTok"/>
         </w:rPr>
-        <w:t xml:space="preserve">0.55</w:t>
+        <w:t xml:space="preserve">0.4</w:t>
+      </w:r>
+      <w:r>
+        <w:rPr>
+          <w:rStyle w:val="NormalTok"/>
+        </w:rPr>
+        <w:t xml:space="preserve">),</w:t>
+      </w:r>
+      <w:r>
+        <w:br/>
+      </w:r>
+      <w:r>
+        <w:rPr>
+          <w:rStyle w:val="NormalTok"/>
+        </w:rPr>
+        <w:t xml:space="preserve">  </w:t>
+      </w:r>
+      <w:r>
+        <w:rPr>
+          <w:rStyle w:val="AttributeTok"/>
+        </w:rPr>
+        <w:t xml:space="preserve">control =</w:t>
+      </w:r>
+      <w:r>
+        <w:rPr>
+          <w:rStyle w:val="NormalTok"/>
+        </w:rPr>
+        <w:t xml:space="preserve"> </w:t>
+      </w:r>
+      <w:r>
+        <w:rPr>
+          <w:rStyle w:val="FunctionTok"/>
+        </w:rPr>
+        <w:t xml:space="preserve">list</w:t>
+      </w:r>
+      <w:r>
+        <w:rPr>
+          <w:rStyle w:val="NormalTok"/>
+        </w:rPr>
+        <w:t xml:space="preserve">(</w:t>
+      </w:r>
+      <w:r>
+        <w:rPr>
+          <w:rStyle w:val="AttributeTok"/>
+        </w:rPr>
+        <w:t xml:space="preserve">verbose =</w:t>
+      </w:r>
+      <w:r>
+        <w:rPr>
+          <w:rStyle w:val="NormalTok"/>
+        </w:rPr>
+        <w:t xml:space="preserve"> </w:t>
+      </w:r>
+      <w:r>
+        <w:rPr>
+          <w:rStyle w:val="ConstantTok"/>
+        </w:rPr>
+        <w:t xml:space="preserve">FALSE</w:t>
       </w:r>
       <w:r>
         <w:rPr>
@@ -675,7 +747,55 @@
         <w:rPr>
           <w:rStyle w:val="NormalTok"/>
         </w:rPr>
-        <w:t xml:space="preserve">(pm, adult_df)</w:t>
+        <w:t xml:space="preserve">(pm, trans)</w:t>
+      </w:r>
+      <w:r>
+        <w:br/>
+      </w:r>
+      <w:r>
+        <w:rPr>
+          <w:rStyle w:val="NormalTok"/>
+        </w:rPr>
+        <w:t xml:space="preserve">itemsets </w:t>
+      </w:r>
+      <w:r>
+        <w:rPr>
+          <w:rStyle w:val="OtherTok"/>
+        </w:rPr>
+        <w:t xml:space="preserve">&lt;-</w:t>
+      </w:r>
+      <w:r>
+        <w:rPr>
+          <w:rStyle w:val="NormalTok"/>
+        </w:rPr>
+        <w:t xml:space="preserve"> </w:t>
+      </w:r>
+      <w:r>
+        <w:rPr>
+          <w:rStyle w:val="FunctionTok"/>
+        </w:rPr>
+        <w:t xml:space="preserve">discover</w:t>
+      </w:r>
+      <w:r>
+        <w:rPr>
+          <w:rStyle w:val="NormalTok"/>
+        </w:rPr>
+        <w:t xml:space="preserve">(pm, trans)</w:t>
+      </w:r>
+      <w:r>
+        <w:br/>
+      </w:r>
+      <w:r>
+        <w:rPr>
+          <w:rStyle w:val="FunctionTok"/>
+        </w:rPr>
+        <w:t xml:space="preserve">length</w:t>
+      </w:r>
+      <w:r>
+        <w:rPr>
+          <w:rStyle w:val="NormalTok"/>
+        </w:rPr>
+        <w:t xml:space="preserve">(itemsets)</w:t>
       </w:r>
     </w:p>
     <w:p>
@@ -686,27 +806,15 @@
         <w:rPr>
           <w:rStyle w:val="VerbatimChar"/>
         </w:rPr>
-        <w:t xml:space="preserve">## Warning: Column(s) 1, 3, 5, 11, 12, 13 not logical or factor. Applying default discretization (see '? discretizeDF').</w:t>
+        <w:t xml:space="preserve">## [1] 6</w:t>
       </w:r>
     </w:p>
     <w:p>
       <w:pPr>
-        <w:pStyle w:val="SourceCode"/>
-      </w:pPr>
-      <w:r>
-        <w:rPr>
-          <w:rStyle w:val="VerbatimChar"/>
-        </w:rPr>
-        <w:t xml:space="preserve">## Warning in discretize(x = c(2174L, 0L, 0L, 0L, 0L, 0L, 0L, 0L, 14084L, 5178L, : The calculated breaks are: 0, 0, 0, 99999</w:t>
-      </w:r>
-      <w:r>
-        <w:br/>
-      </w:r>
-      <w:r>
-        <w:rPr>
-          <w:rStyle w:val="VerbatimChar"/>
-        </w:rPr>
-        <w:t xml:space="preserve">##   Only unique breaks are used reducing the number of intervals. Look at ? discretize for details.</w:t>
+        <w:pStyle w:val="FirstParagraph"/>
+      </w:pPr>
+      <w:r>
+        <w:t xml:space="preserve">Evaluate the discovered patterns.</w:t>
       </w:r>
     </w:p>
     <w:p>
@@ -715,18 +823,54 @@
       </w:pPr>
       <w:r>
         <w:rPr>
-          <w:rStyle w:val="VerbatimChar"/>
-        </w:rPr>
-        <w:t xml:space="preserve">## Warning in discretize(x = c(0L, 0L, 0L, 0L, 0L, 0L, 0L, 0L, 0L, 0L, 0L, : The calculated breaks are: 0, 0, 0, 4356</w:t>
-      </w:r>
-      <w:r>
-        <w:br/>
-      </w:r>
-      <w:r>
-        <w:rPr>
-          <w:rStyle w:val="VerbatimChar"/>
-        </w:rPr>
-        <w:t xml:space="preserve">##   Only unique breaks are used reducing the number of intervals. Look at ? discretize for details.</w:t>
+          <w:rStyle w:val="NormalTok"/>
+        </w:rPr>
+        <w:t xml:space="preserve">eval </w:t>
+      </w:r>
+      <w:r>
+        <w:rPr>
+          <w:rStyle w:val="OtherTok"/>
+        </w:rPr>
+        <w:t xml:space="preserve">&lt;-</w:t>
+      </w:r>
+      <w:r>
+        <w:rPr>
+          <w:rStyle w:val="NormalTok"/>
+        </w:rPr>
+        <w:t xml:space="preserve"> </w:t>
+      </w:r>
+      <w:r>
+        <w:rPr>
+          <w:rStyle w:val="FunctionTok"/>
+        </w:rPr>
+        <w:t xml:space="preserve">evaluate</w:t>
+      </w:r>
+      <w:r>
+        <w:rPr>
+          <w:rStyle w:val="NormalTok"/>
+        </w:rPr>
+        <w:t xml:space="preserve">(pm, itemsets)</w:t>
+      </w:r>
+      <w:r>
+        <w:br/>
+      </w:r>
+      <w:r>
+        <w:rPr>
+          <w:rStyle w:val="NormalTok"/>
+        </w:rPr>
+        <w:t xml:space="preserve">eval</w:t>
+      </w:r>
+      <w:r>
+        <w:rPr>
+          <w:rStyle w:val="SpecialCharTok"/>
+        </w:rPr>
+        <w:t xml:space="preserve">$</w:t>
+      </w:r>
+      <w:r>
+        <w:rPr>
+          <w:rStyle w:val="NormalTok"/>
+        </w:rPr>
+        <w:t xml:space="preserve">metrics</w:t>
       </w:r>
     </w:p>
     <w:p>
@@ -737,7 +881,7 @@
         <w:rPr>
           <w:rStyle w:val="VerbatimChar"/>
         </w:rPr>
-        <w:t xml:space="preserve">## Warning in discretize(x = c(40L, 13L, 40L, 40L, 40L, 40L, 16L, 45L, 50L, : The calculated breaks are: 1, 40, 40, 99</w:t>
+        <w:t xml:space="preserve">##           metric     value      type</w:t>
       </w:r>
       <w:r>
         <w:br/>
@@ -746,42 +890,42 @@
         <w:rPr>
           <w:rStyle w:val="VerbatimChar"/>
         </w:rPr>
-        <w:t xml:space="preserve">##   Only unique breaks are used reducing the number of intervals. Look at ? discretize for details.</w:t>
+        <w:t xml:space="preserve">## 1  pattern_count 6.0000000 intrinsic</w:t>
+      </w:r>
+      <w:r>
+        <w:br/>
+      </w:r>
+      <w:r>
+        <w:rPr>
+          <w:rStyle w:val="VerbatimChar"/>
+        </w:rPr>
+        <w:t xml:space="preserve">## 2   mean_support 0.5646745 intrinsic</w:t>
+      </w:r>
+      <w:r>
+        <w:br/>
+      </w:r>
+      <w:r>
+        <w:rPr>
+          <w:rStyle w:val="VerbatimChar"/>
+        </w:rPr>
+        <w:t xml:space="preserve">## 3    mean_length 1.5000000 intrinsic</w:t>
+      </w:r>
+      <w:r>
+        <w:br/>
+      </w:r>
+      <w:r>
+        <w:rPr>
+          <w:rStyle w:val="VerbatimChar"/>
+        </w:rPr>
+        <w:t xml:space="preserve">## 4 retained_ratio 0.0122449    filter</w:t>
       </w:r>
     </w:p>
     <w:p>
       <w:pPr>
-        <w:pStyle w:val="SourceCode"/>
-      </w:pPr>
-      <w:r>
-        <w:rPr>
-          <w:rStyle w:val="NormalTok"/>
-        </w:rPr>
-        <w:t xml:space="preserve">itemsets </w:t>
-      </w:r>
-      <w:r>
-        <w:rPr>
-          <w:rStyle w:val="OtherTok"/>
-        </w:rPr>
-        <w:t xml:space="preserve">&lt;-</w:t>
-      </w:r>
-      <w:r>
-        <w:rPr>
-          <w:rStyle w:val="NormalTok"/>
-        </w:rPr>
-        <w:t xml:space="preserve"> </w:t>
-      </w:r>
-      <w:r>
-        <w:rPr>
-          <w:rStyle w:val="FunctionTok"/>
-        </w:rPr>
-        <w:t xml:space="preserve">discover</w:t>
-      </w:r>
-      <w:r>
-        <w:rPr>
-          <w:rStyle w:val="NormalTok"/>
-        </w:rPr>
-        <w:t xml:space="preserve">(pm, adult_df)</w:t>
+        <w:pStyle w:val="FirstParagraph"/>
+      </w:pPr>
+      <w:r>
+        <w:t xml:space="preserve">Inspect a few patterns.</w:t>
       </w:r>
     </w:p>
     <w:p>
@@ -790,9 +934,114 @@
       </w:pPr>
       <w:r>
         <w:rPr>
-          <w:rStyle w:val="VerbatimChar"/>
-        </w:rPr>
-        <w:t xml:space="preserve">## Warning: Column(s) 1, 3, 5, 11, 12, 13 not logical or factor. Applying default discretization (see '? discretizeDF').</w:t>
+          <w:rStyle w:val="NormalTok"/>
+        </w:rPr>
+        <w:t xml:space="preserve">ord </w:t>
+      </w:r>
+      <w:r>
+        <w:rPr>
+          <w:rStyle w:val="OtherTok"/>
+        </w:rPr>
+        <w:t xml:space="preserve">&lt;-</w:t>
+      </w:r>
+      <w:r>
+        <w:rPr>
+          <w:rStyle w:val="NormalTok"/>
+        </w:rPr>
+        <w:t xml:space="preserve"> </w:t>
+      </w:r>
+      <w:r>
+        <w:rPr>
+          <w:rStyle w:val="FunctionTok"/>
+        </w:rPr>
+        <w:t xml:space="preserve">order</w:t>
+      </w:r>
+      <w:r>
+        <w:rPr>
+          <w:rStyle w:val="NormalTok"/>
+        </w:rPr>
+        <w:t xml:space="preserve">(arules</w:t>
+      </w:r>
+      <w:r>
+        <w:rPr>
+          <w:rStyle w:val="SpecialCharTok"/>
+        </w:rPr>
+        <w:t xml:space="preserve">::</w:t>
+      </w:r>
+      <w:r>
+        <w:rPr>
+          <w:rStyle w:val="FunctionTok"/>
+        </w:rPr>
+        <w:t xml:space="preserve">quality</w:t>
+      </w:r>
+      <w:r>
+        <w:rPr>
+          <w:rStyle w:val="NormalTok"/>
+        </w:rPr>
+        <w:t xml:space="preserve">(itemsets)</w:t>
+      </w:r>
+      <w:r>
+        <w:rPr>
+          <w:rStyle w:val="SpecialCharTok"/>
+        </w:rPr>
+        <w:t xml:space="preserve">$</w:t>
+      </w:r>
+      <w:r>
+        <w:rPr>
+          <w:rStyle w:val="NormalTok"/>
+        </w:rPr>
+        <w:t xml:space="preserve">support, </w:t>
+      </w:r>
+      <w:r>
+        <w:rPr>
+          <w:rStyle w:val="AttributeTok"/>
+        </w:rPr>
+        <w:t xml:space="preserve">decreasing =</w:t>
+      </w:r>
+      <w:r>
+        <w:rPr>
+          <w:rStyle w:val="NormalTok"/>
+        </w:rPr>
+        <w:t xml:space="preserve"> </w:t>
+      </w:r>
+      <w:r>
+        <w:rPr>
+          <w:rStyle w:val="ConstantTok"/>
+        </w:rPr>
+        <w:t xml:space="preserve">TRUE</w:t>
+      </w:r>
+      <w:r>
+        <w:rPr>
+          <w:rStyle w:val="NormalTok"/>
+        </w:rPr>
+        <w:t xml:space="preserve">)</w:t>
+      </w:r>
+      <w:r>
+        <w:br/>
+      </w:r>
+      <w:r>
+        <w:rPr>
+          <w:rStyle w:val="NormalTok"/>
+        </w:rPr>
+        <w:t xml:space="preserve">arules</w:t>
+      </w:r>
+      <w:r>
+        <w:rPr>
+          <w:rStyle w:val="SpecialCharTok"/>
+        </w:rPr>
+        <w:t xml:space="preserve">::</w:t>
+      </w:r>
+      <w:r>
+        <w:rPr>
+          <w:rStyle w:val="FunctionTok"/>
+        </w:rPr>
+        <w:t xml:space="preserve">inspect</w:t>
+      </w:r>
+      <w:r>
+        <w:rPr>
+          <w:rStyle w:val="NormalTok"/>
+        </w:rPr>
+        <w:t xml:space="preserve">(itemsets[ord])</w:t>
       </w:r>
     </w:p>
     <w:p>
@@ -803,7 +1052,7 @@
         <w:rPr>
           <w:rStyle w:val="VerbatimChar"/>
         </w:rPr>
-        <w:t xml:space="preserve">## Warning in discretize(x = c(2174L, 0L, 0L, 0L, 0L, 0L, 0L, 0L, 14084L, 5178L, : The calculated breaks are: 0, 0, 0, 99999</w:t>
+        <w:t xml:space="preserve">##     items                                           support   count</w:t>
       </w:r>
       <w:r>
         <w:br/>
@@ -812,601 +1061,108 @@
         <w:rPr>
           <w:rStyle w:val="VerbatimChar"/>
         </w:rPr>
-        <w:t xml:space="preserve">##   Only unique breaks are used reducing the number of intervals. Look at ? discretize for details.</w:t>
+        <w:t xml:space="preserve">## [1] {race=White}                                    0.8550428 41762</w:t>
+      </w:r>
+      <w:r>
+        <w:br/>
+      </w:r>
+      <w:r>
+        <w:rPr>
+          <w:rStyle w:val="VerbatimChar"/>
+        </w:rPr>
+        <w:t xml:space="preserve">## [2] {sex=Male}                                      0.6684820 32650</w:t>
+      </w:r>
+      <w:r>
+        <w:br/>
+      </w:r>
+      <w:r>
+        <w:rPr>
+          <w:rStyle w:val="VerbatimChar"/>
+        </w:rPr>
+        <w:t xml:space="preserve">## [3] {race=White, sex=Male}                          0.5883256 28735</w:t>
+      </w:r>
+      <w:r>
+        <w:br/>
+      </w:r>
+      <w:r>
+        <w:rPr>
+          <w:rStyle w:val="VerbatimChar"/>
+        </w:rPr>
+        <w:t xml:space="preserve">## [4] {marital-status=Married-civ-spouse}             0.4581917 22379</w:t>
+      </w:r>
+      <w:r>
+        <w:br/>
+      </w:r>
+      <w:r>
+        <w:rPr>
+          <w:rStyle w:val="VerbatimChar"/>
+        </w:rPr>
+        <w:t xml:space="preserve">## [5] {marital-status=Married-civ-spouse, race=White} 0.4105892 20054</w:t>
+      </w:r>
+      <w:r>
+        <w:br/>
+      </w:r>
+      <w:r>
+        <w:rPr>
+          <w:rStyle w:val="VerbatimChar"/>
+        </w:rPr>
+        <w:t xml:space="preserve">## [6] {marital-status=Married-civ-spouse, sex=Male}   0.4074157 19899</w:t>
       </w:r>
     </w:p>
     <w:p>
       <w:pPr>
-        <w:pStyle w:val="SourceCode"/>
-      </w:pPr>
+        <w:pStyle w:val="FirstParagraph"/>
+      </w:pPr>
+      <w:r>
+        <w:t xml:space="preserve">What to observe</w:t>
+      </w:r>
+      <w:r>
+        <w:t xml:space="preserve"> </w:t>
+      </w:r>
+      <w:r>
+        <w:t xml:space="preserve">-</w:t>
+      </w:r>
+      <w:r>
+        <w:t xml:space="preserve"> </w:t>
+      </w:r>
       <w:r>
         <w:rPr>
           <w:rStyle w:val="VerbatimChar"/>
         </w:rPr>
-        <w:t xml:space="preserve">## Warning in discretize(x = c(0L, 0L, 0L, 0L, 0L, 0L, 0L, 0L, 0L, 0L, 0L, : The calculated breaks are: 0, 0, 0, 4356</w:t>
-      </w:r>
-      <w:r>
-        <w:br/>
+        <w:t xml:space="preserve">include</w:t>
+      </w:r>
+      <w:r>
+        <w:t xml:space="preserve"> </w:t>
+      </w:r>
+      <w:r>
+        <w:t xml:space="preserve">and</w:t>
+      </w:r>
+      <w:r>
+        <w:t xml:space="preserve"> </w:t>
       </w:r>
       <w:r>
         <w:rPr>
           <w:rStyle w:val="VerbatimChar"/>
         </w:rPr>
-        <w:t xml:space="preserve">##   Only unique breaks are used reducing the number of intervals. Look at ? discretize for details.</w:t>
-      </w:r>
-    </w:p>
-    <w:p>
-      <w:pPr>
-        <w:pStyle w:val="SourceCode"/>
-      </w:pPr>
-      <w:r>
-        <w:rPr>
-          <w:rStyle w:val="VerbatimChar"/>
-        </w:rPr>
-        <w:t xml:space="preserve">## Warning in discretize(x = c(40L, 13L, 40L, 40L, 40L, 40L, 16L, 45L, 50L, : The calculated breaks are: 1, 40, 40, 99</w:t>
-      </w:r>
-      <w:r>
-        <w:br/>
-      </w:r>
-      <w:r>
-        <w:rPr>
-          <w:rStyle w:val="VerbatimChar"/>
-        </w:rPr>
-        <w:t xml:space="preserve">##   Only unique breaks are used reducing the number of intervals. Look at ? discretize for details.</w:t>
-      </w:r>
-    </w:p>
-    <w:p>
-      <w:pPr>
-        <w:pStyle w:val="SourceCode"/>
-      </w:pPr>
-      <w:r>
-        <w:rPr>
-          <w:rStyle w:val="VerbatimChar"/>
-        </w:rPr>
-        <w:t xml:space="preserve">## Eclat</w:t>
-      </w:r>
-      <w:r>
-        <w:br/>
-      </w:r>
-      <w:r>
-        <w:rPr>
-          <w:rStyle w:val="VerbatimChar"/>
-        </w:rPr>
-        <w:t xml:space="preserve">## </w:t>
-      </w:r>
-      <w:r>
-        <w:br/>
-      </w:r>
-      <w:r>
-        <w:rPr>
-          <w:rStyle w:val="VerbatimChar"/>
-        </w:rPr>
-        <w:t xml:space="preserve">## parameter specification:</w:t>
-      </w:r>
-      <w:r>
-        <w:br/>
-      </w:r>
-      <w:r>
-        <w:rPr>
-          <w:rStyle w:val="VerbatimChar"/>
-        </w:rPr>
-        <w:t xml:space="preserve">##  tidLists support minlen maxlen            target  ext</w:t>
-      </w:r>
-      <w:r>
-        <w:br/>
-      </w:r>
-      <w:r>
-        <w:rPr>
-          <w:rStyle w:val="VerbatimChar"/>
-        </w:rPr>
-        <w:t xml:space="preserve">##     FALSE     0.5      1      3 frequent itemsets TRUE</w:t>
-      </w:r>
-      <w:r>
-        <w:br/>
-      </w:r>
-      <w:r>
-        <w:rPr>
-          <w:rStyle w:val="VerbatimChar"/>
-        </w:rPr>
-        <w:t xml:space="preserve">## </w:t>
-      </w:r>
-      <w:r>
-        <w:br/>
-      </w:r>
-      <w:r>
-        <w:rPr>
-          <w:rStyle w:val="VerbatimChar"/>
-        </w:rPr>
-        <w:t xml:space="preserve">## algorithmic control:</w:t>
-      </w:r>
-      <w:r>
-        <w:br/>
-      </w:r>
-      <w:r>
-        <w:rPr>
-          <w:rStyle w:val="VerbatimChar"/>
-        </w:rPr>
-        <w:t xml:space="preserve">##  sparse sort verbose</w:t>
-      </w:r>
-      <w:r>
-        <w:br/>
-      </w:r>
-      <w:r>
-        <w:rPr>
-          <w:rStyle w:val="VerbatimChar"/>
-        </w:rPr>
-        <w:t xml:space="preserve">##       7   -2    TRUE</w:t>
-      </w:r>
-      <w:r>
-        <w:br/>
-      </w:r>
-      <w:r>
-        <w:rPr>
-          <w:rStyle w:val="VerbatimChar"/>
-        </w:rPr>
-        <w:t xml:space="preserve">## </w:t>
-      </w:r>
-      <w:r>
-        <w:br/>
-      </w:r>
-      <w:r>
-        <w:rPr>
-          <w:rStyle w:val="VerbatimChar"/>
-        </w:rPr>
-        <w:t xml:space="preserve">## Absolute minimum support count: 24421 </w:t>
-      </w:r>
-      <w:r>
-        <w:br/>
-      </w:r>
-      <w:r>
-        <w:rPr>
-          <w:rStyle w:val="VerbatimChar"/>
-        </w:rPr>
-        <w:t xml:space="preserve">## </w:t>
-      </w:r>
-      <w:r>
-        <w:br/>
-      </w:r>
-      <w:r>
-        <w:rPr>
-          <w:rStyle w:val="VerbatimChar"/>
-        </w:rPr>
-        <w:t xml:space="preserve">## create itemset ... </w:t>
-      </w:r>
-      <w:r>
-        <w:br/>
-      </w:r>
-      <w:r>
-        <w:rPr>
-          <w:rStyle w:val="VerbatimChar"/>
-        </w:rPr>
-        <w:t xml:space="preserve">## set transactions ...[114 item(s), 48842 transaction(s)] done [0.03s].</w:t>
-      </w:r>
-      <w:r>
-        <w:br/>
-      </w:r>
-      <w:r>
-        <w:rPr>
-          <w:rStyle w:val="VerbatimChar"/>
-        </w:rPr>
-        <w:t xml:space="preserve">## sorting and recoding items ... [9 item(s)] done [0.00s].</w:t>
-      </w:r>
-      <w:r>
-        <w:br/>
-      </w:r>
-      <w:r>
-        <w:rPr>
-          <w:rStyle w:val="VerbatimChar"/>
-        </w:rPr>
-        <w:t xml:space="preserve">## creating bit matrix ... [9 row(s), 48842 column(s)] done [0.00s].</w:t>
-      </w:r>
-      <w:r>
-        <w:br/>
-      </w:r>
-      <w:r>
-        <w:rPr>
-          <w:rStyle w:val="VerbatimChar"/>
-        </w:rPr>
-        <w:t xml:space="preserve">## writing  ... [61 set(s)] done [0.00s].</w:t>
-      </w:r>
-      <w:r>
-        <w:br/>
-      </w:r>
-      <w:r>
-        <w:rPr>
-          <w:rStyle w:val="VerbatimChar"/>
-        </w:rPr>
-        <w:t xml:space="preserve">## Creating S4 object  ... done [0.00s].</w:t>
-      </w:r>
-    </w:p>
-    <w:p>
-      <w:pPr>
-        <w:pStyle w:val="SourceCode"/>
-      </w:pPr>
-      <w:r>
-        <w:rPr>
-          <w:rStyle w:val="FunctionTok"/>
-        </w:rPr>
-        <w:t xml:space="preserve">length</w:t>
-      </w:r>
-      <w:r>
-        <w:rPr>
-          <w:rStyle w:val="NormalTok"/>
-        </w:rPr>
-        <w:t xml:space="preserve">(itemsets)</w:t>
-      </w:r>
-    </w:p>
-    <w:p>
-      <w:pPr>
-        <w:pStyle w:val="SourceCode"/>
-      </w:pPr>
-      <w:r>
-        <w:rPr>
-          <w:rStyle w:val="VerbatimChar"/>
-        </w:rPr>
-        <w:t xml:space="preserve">## [1] 1</w:t>
-      </w:r>
-    </w:p>
-    <w:p>
-      <w:pPr>
-        <w:pStyle w:val="FirstParagraph"/>
-      </w:pPr>
-      <w:r>
-        <w:t xml:space="preserve">Evaluate the discovered patterns.</w:t>
-      </w:r>
-    </w:p>
-    <w:p>
-      <w:pPr>
-        <w:pStyle w:val="SourceCode"/>
-      </w:pPr>
-      <w:r>
-        <w:rPr>
-          <w:rStyle w:val="NormalTok"/>
-        </w:rPr>
-        <w:t xml:space="preserve">eval </w:t>
-      </w:r>
-      <w:r>
-        <w:rPr>
-          <w:rStyle w:val="OtherTok"/>
-        </w:rPr>
-        <w:t xml:space="preserve">&lt;-</w:t>
-      </w:r>
-      <w:r>
-        <w:rPr>
-          <w:rStyle w:val="NormalTok"/>
-        </w:rPr>
-        <w:t xml:space="preserve"> </w:t>
-      </w:r>
-      <w:r>
-        <w:rPr>
-          <w:rStyle w:val="FunctionTok"/>
-        </w:rPr>
-        <w:t xml:space="preserve">evaluate</w:t>
-      </w:r>
-      <w:r>
-        <w:rPr>
-          <w:rStyle w:val="NormalTok"/>
-        </w:rPr>
-        <w:t xml:space="preserve">(pm, itemsets)</w:t>
-      </w:r>
-      <w:r>
-        <w:br/>
-      </w:r>
-      <w:r>
-        <w:rPr>
-          <w:rStyle w:val="NormalTok"/>
-        </w:rPr>
-        <w:t xml:space="preserve">eval</w:t>
-      </w:r>
-      <w:r>
-        <w:rPr>
-          <w:rStyle w:val="SpecialCharTok"/>
-        </w:rPr>
-        <w:t xml:space="preserve">$</w:t>
-      </w:r>
-      <w:r>
-        <w:rPr>
-          <w:rStyle w:val="NormalTok"/>
-        </w:rPr>
-        <w:t xml:space="preserve">metrics</w:t>
-      </w:r>
-    </w:p>
-    <w:p>
-      <w:pPr>
-        <w:pStyle w:val="SourceCode"/>
-      </w:pPr>
-      <w:r>
-        <w:rPr>
-          <w:rStyle w:val="VerbatimChar"/>
-        </w:rPr>
-        <w:t xml:space="preserve">##           metric      value      type</w:t>
-      </w:r>
-      <w:r>
-        <w:br/>
-      </w:r>
-      <w:r>
-        <w:rPr>
-          <w:rStyle w:val="VerbatimChar"/>
-        </w:rPr>
-        <w:t xml:space="preserve">## 1  pattern_count 1.00000000 intrinsic</w:t>
-      </w:r>
-      <w:r>
-        <w:br/>
-      </w:r>
-      <w:r>
-        <w:rPr>
-          <w:rStyle w:val="VerbatimChar"/>
-        </w:rPr>
-        <w:t xml:space="preserve">## 2   mean_support 0.66848204 intrinsic</w:t>
-      </w:r>
-      <w:r>
-        <w:br/>
-      </w:r>
-      <w:r>
-        <w:rPr>
-          <w:rStyle w:val="VerbatimChar"/>
-        </w:rPr>
-        <w:t xml:space="preserve">## 3    mean_length 1.00000000 intrinsic</w:t>
-      </w:r>
-      <w:r>
-        <w:br/>
-      </w:r>
-      <w:r>
-        <w:rPr>
-          <w:rStyle w:val="VerbatimChar"/>
-        </w:rPr>
-        <w:t xml:space="preserve">## 4 retained_ratio 0.01639344    filter</w:t>
-      </w:r>
-    </w:p>
-    <w:p>
-      <w:pPr>
-        <w:pStyle w:val="FirstParagraph"/>
-      </w:pPr>
-      <w:r>
-        <w:t xml:space="preserve">Inspect a few patterns.</w:t>
-      </w:r>
-    </w:p>
-    <w:p>
-      <w:pPr>
-        <w:pStyle w:val="SourceCode"/>
-      </w:pPr>
-      <w:r>
-        <w:rPr>
-          <w:rStyle w:val="ControlFlowTok"/>
-        </w:rPr>
-        <w:t xml:space="preserve">if</w:t>
-      </w:r>
-      <w:r>
-        <w:rPr>
-          <w:rStyle w:val="NormalTok"/>
-        </w:rPr>
-        <w:t xml:space="preserve"> (</w:t>
-      </w:r>
-      <w:r>
-        <w:rPr>
-          <w:rStyle w:val="FunctionTok"/>
-        </w:rPr>
-        <w:t xml:space="preserve">length</w:t>
-      </w:r>
-      <w:r>
-        <w:rPr>
-          <w:rStyle w:val="NormalTok"/>
-        </w:rPr>
-        <w:t xml:space="preserve">(itemsets) </w:t>
-      </w:r>
-      <w:r>
-        <w:rPr>
-          <w:rStyle w:val="SpecialCharTok"/>
-        </w:rPr>
-        <w:t xml:space="preserve">==</w:t>
-      </w:r>
-      <w:r>
-        <w:rPr>
-          <w:rStyle w:val="NormalTok"/>
-        </w:rPr>
-        <w:t xml:space="preserve"> </w:t>
-      </w:r>
-      <w:r>
-        <w:rPr>
-          <w:rStyle w:val="DecValTok"/>
-        </w:rPr>
-        <w:t xml:space="preserve">0</w:t>
-      </w:r>
-      <w:r>
-        <w:rPr>
-          <w:rStyle w:val="NormalTok"/>
-        </w:rPr>
-        <w:t xml:space="preserve">) {</w:t>
-      </w:r>
-      <w:r>
-        <w:br/>
-      </w:r>
-      <w:r>
-        <w:rPr>
-          <w:rStyle w:val="NormalTok"/>
-        </w:rPr>
-        <w:t xml:space="preserve">  </w:t>
-      </w:r>
-      <w:r>
-        <w:rPr>
-          <w:rStyle w:val="FunctionTok"/>
-        </w:rPr>
-        <w:t xml:space="preserve">cat</w:t>
-      </w:r>
-      <w:r>
-        <w:rPr>
-          <w:rStyle w:val="NormalTok"/>
-        </w:rPr>
-        <w:t xml:space="preserve">(</w:t>
-      </w:r>
-      <w:r>
-        <w:rPr>
-          <w:rStyle w:val="StringTok"/>
-        </w:rPr>
-        <w:t xml:space="preserve">"No itemsets remained after the quality filter. Lower the thresholds if you want to inspect some candidates.</w:t>
-      </w:r>
-      <w:r>
-        <w:rPr>
-          <w:rStyle w:val="SpecialCharTok"/>
-        </w:rPr>
-        <w:t xml:space="preserve">\n</w:t>
-      </w:r>
-      <w:r>
-        <w:rPr>
-          <w:rStyle w:val="StringTok"/>
-        </w:rPr>
-        <w:t xml:space="preserve">"</w:t>
-      </w:r>
-      <w:r>
-        <w:rPr>
-          <w:rStyle w:val="NormalTok"/>
-        </w:rPr>
-        <w:t xml:space="preserve">)</w:t>
-      </w:r>
-      <w:r>
-        <w:br/>
-      </w:r>
-      <w:r>
-        <w:rPr>
-          <w:rStyle w:val="NormalTok"/>
-        </w:rPr>
-        <w:t xml:space="preserve">} </w:t>
-      </w:r>
-      <w:r>
-        <w:rPr>
-          <w:rStyle w:val="ControlFlowTok"/>
-        </w:rPr>
-        <w:t xml:space="preserve">else</w:t>
-      </w:r>
-      <w:r>
-        <w:rPr>
-          <w:rStyle w:val="NormalTok"/>
-        </w:rPr>
-        <w:t xml:space="preserve"> {</w:t>
-      </w:r>
-      <w:r>
-        <w:br/>
-      </w:r>
-      <w:r>
-        <w:rPr>
-          <w:rStyle w:val="NormalTok"/>
-        </w:rPr>
-        <w:t xml:space="preserve">  arules</w:t>
-      </w:r>
-      <w:r>
-        <w:rPr>
-          <w:rStyle w:val="SpecialCharTok"/>
-        </w:rPr>
-        <w:t xml:space="preserve">::</w:t>
-      </w:r>
-      <w:r>
-        <w:rPr>
-          <w:rStyle w:val="FunctionTok"/>
-        </w:rPr>
-        <w:t xml:space="preserve">inspect</w:t>
-      </w:r>
-      <w:r>
-        <w:rPr>
-          <w:rStyle w:val="NormalTok"/>
-        </w:rPr>
-        <w:t xml:space="preserve">(itemsets[</w:t>
-      </w:r>
-      <w:r>
-        <w:rPr>
-          <w:rStyle w:val="FunctionTok"/>
-        </w:rPr>
-        <w:t xml:space="preserve">seq_len</w:t>
-      </w:r>
-      <w:r>
-        <w:rPr>
-          <w:rStyle w:val="NormalTok"/>
-        </w:rPr>
-        <w:t xml:space="preserve">(</w:t>
-      </w:r>
-      <w:r>
-        <w:rPr>
-          <w:rStyle w:val="FunctionTok"/>
-        </w:rPr>
-        <w:t xml:space="preserve">min</w:t>
-      </w:r>
-      <w:r>
-        <w:rPr>
-          <w:rStyle w:val="NormalTok"/>
-        </w:rPr>
-        <w:t xml:space="preserve">(</w:t>
-      </w:r>
-      <w:r>
-        <w:rPr>
-          <w:rStyle w:val="DecValTok"/>
-        </w:rPr>
-        <w:t xml:space="preserve">6</w:t>
-      </w:r>
-      <w:r>
-        <w:rPr>
-          <w:rStyle w:val="NormalTok"/>
-        </w:rPr>
-        <w:t xml:space="preserve">, </w:t>
-      </w:r>
-      <w:r>
-        <w:rPr>
-          <w:rStyle w:val="FunctionTok"/>
-        </w:rPr>
-        <w:t xml:space="preserve">length</w:t>
-      </w:r>
-      <w:r>
-        <w:rPr>
-          <w:rStyle w:val="NormalTok"/>
-        </w:rPr>
-        <w:t xml:space="preserve">(itemsets)))])</w:t>
-      </w:r>
-      <w:r>
-        <w:br/>
-      </w:r>
-      <w:r>
-        <w:rPr>
-          <w:rStyle w:val="NormalTok"/>
-        </w:rPr>
-        <w:t xml:space="preserve">}</w:t>
-      </w:r>
-    </w:p>
-    <w:p>
-      <w:pPr>
-        <w:pStyle w:val="SourceCode"/>
-      </w:pPr>
-      <w:r>
-        <w:rPr>
-          <w:rStyle w:val="VerbatimChar"/>
-        </w:rPr>
-        <w:t xml:space="preserve">##     items      support  count</w:t>
-      </w:r>
-      <w:r>
-        <w:br/>
-      </w:r>
-      <w:r>
-        <w:rPr>
-          <w:rStyle w:val="VerbatimChar"/>
-        </w:rPr>
-        <w:t xml:space="preserve">## [1] {sex=Male} 0.668482 32650</w:t>
-      </w:r>
-    </w:p>
-    <w:p>
-      <w:pPr>
-        <w:pStyle w:val="FirstParagraph"/>
-      </w:pPr>
-      <w:r>
-        <w:t xml:space="preserve">What to observe</w:t>
-      </w:r>
-      <w:r>
-        <w:t xml:space="preserve"> </w:t>
-      </w:r>
-      <w:r>
-        <w:t xml:space="preserve">- The workflow is unchanged from the rule-mining example.</w:t>
-      </w:r>
-      <w:r>
-        <w:t xml:space="preserve"> </w:t>
-      </w:r>
-      <w:r>
-        <w:t xml:space="preserve">- The main semantic change is that the result is now a set of itemsets, not a set of directional implications.</w:t>
+        <w:t xml:space="preserve">exclude</w:t>
+      </w:r>
+      <w:r>
+        <w:t xml:space="preserve"> </w:t>
+      </w:r>
+      <w:r>
+        <w:t xml:space="preserve">act as semantic filters over which items may appear in the result.</w:t>
+      </w:r>
+      <w:r>
+        <w:t xml:space="preserve"> </w:t>
+      </w:r>
+      <w:r>
+        <w:t xml:space="preserve">- The quality filter is a second stage: it keeps only the itemsets that are still strong after the structural filtering.</w:t>
+      </w:r>
+      <w:r>
+        <w:t xml:space="preserve"> </w:t>
+      </w:r>
+      <w:r>
+        <w:t xml:space="preserve">- Itemsets are not directional rules. They capture co-occurrence, not implication.</w:t>
       </w:r>
     </w:p>
     <w:sectPr>

--- a/examples/patterns/doc/10-eclat-itemsets.docx
+++ b/examples/patterns/doc/10-eclat-itemsets.docx
@@ -295,16 +295,259 @@
         <w:rPr>
           <w:rStyle w:val="VerbatimChar"/>
         </w:rPr>
-        <w:t xml:space="preserve">##       Length        Class         Mode </w:t>
-      </w:r>
-      <w:r>
-        <w:br/>
-      </w:r>
-      <w:r>
-        <w:rPr>
-          <w:rStyle w:val="VerbatimChar"/>
-        </w:rPr>
-        <w:t xml:space="preserve">##        48842 transactions           S4</w:t>
+        <w:t xml:space="preserve">## transactions as itemMatrix in sparse format with</w:t>
+      </w:r>
+      <w:r>
+        <w:br/>
+      </w:r>
+      <w:r>
+        <w:rPr>
+          <w:rStyle w:val="VerbatimChar"/>
+        </w:rPr>
+        <w:t xml:space="preserve">##  48842 rows (elements/itemsets/transactions) and</w:t>
+      </w:r>
+      <w:r>
+        <w:br/>
+      </w:r>
+      <w:r>
+        <w:rPr>
+          <w:rStyle w:val="VerbatimChar"/>
+        </w:rPr>
+        <w:t xml:space="preserve">##  114 columns (items) and a density of 0.1274938 </w:t>
+      </w:r>
+      <w:r>
+        <w:br/>
+      </w:r>
+      <w:r>
+        <w:rPr>
+          <w:rStyle w:val="VerbatimChar"/>
+        </w:rPr>
+        <w:t xml:space="preserve">## </w:t>
+      </w:r>
+      <w:r>
+        <w:br/>
+      </w:r>
+      <w:r>
+        <w:rPr>
+          <w:rStyle w:val="VerbatimChar"/>
+        </w:rPr>
+        <w:t xml:space="preserve">## most frequent items:</w:t>
+      </w:r>
+      <w:r>
+        <w:br/>
+      </w:r>
+      <w:r>
+        <w:rPr>
+          <w:rStyle w:val="VerbatimChar"/>
+        </w:rPr>
+        <w:t xml:space="preserve">##       capital-gain=[0,1e+05]    capital-loss=[0,4.36e+03] native-country=United-States                   race=White </w:t>
+      </w:r>
+      <w:r>
+        <w:br/>
+      </w:r>
+      <w:r>
+        <w:rPr>
+          <w:rStyle w:val="VerbatimChar"/>
+        </w:rPr>
+        <w:t xml:space="preserve">##                        48842                        48842                        43832                        41762 </w:t>
+      </w:r>
+      <w:r>
+        <w:br/>
+      </w:r>
+      <w:r>
+        <w:rPr>
+          <w:rStyle w:val="VerbatimChar"/>
+        </w:rPr>
+        <w:t xml:space="preserve">##       hours-per-week=[40,99]                      (Other) </w:t>
+      </w:r>
+      <w:r>
+        <w:br/>
+      </w:r>
+      <w:r>
+        <w:rPr>
+          <w:rStyle w:val="VerbatimChar"/>
+        </w:rPr>
+        <w:t xml:space="preserve">##                        37155                       489451 </w:t>
+      </w:r>
+      <w:r>
+        <w:br/>
+      </w:r>
+      <w:r>
+        <w:rPr>
+          <w:rStyle w:val="VerbatimChar"/>
+        </w:rPr>
+        <w:t xml:space="preserve">## </w:t>
+      </w:r>
+      <w:r>
+        <w:br/>
+      </w:r>
+      <w:r>
+        <w:rPr>
+          <w:rStyle w:val="VerbatimChar"/>
+        </w:rPr>
+        <w:t xml:space="preserve">## element (itemset/transaction) length distribution:</w:t>
+      </w:r>
+      <w:r>
+        <w:br/>
+      </w:r>
+      <w:r>
+        <w:rPr>
+          <w:rStyle w:val="VerbatimChar"/>
+        </w:rPr>
+        <w:t xml:space="preserve">## sizes</w:t>
+      </w:r>
+      <w:r>
+        <w:br/>
+      </w:r>
+      <w:r>
+        <w:rPr>
+          <w:rStyle w:val="VerbatimChar"/>
+        </w:rPr>
+        <w:t xml:space="preserve">##    11    12    13    14    15 </w:t>
+      </w:r>
+      <w:r>
+        <w:br/>
+      </w:r>
+      <w:r>
+        <w:rPr>
+          <w:rStyle w:val="VerbatimChar"/>
+        </w:rPr>
+        <w:t xml:space="preserve">##    19   971  2067 15623 30162 </w:t>
+      </w:r>
+      <w:r>
+        <w:br/>
+      </w:r>
+      <w:r>
+        <w:rPr>
+          <w:rStyle w:val="VerbatimChar"/>
+        </w:rPr>
+        <w:t xml:space="preserve">## </w:t>
+      </w:r>
+      <w:r>
+        <w:br/>
+      </w:r>
+      <w:r>
+        <w:rPr>
+          <w:rStyle w:val="VerbatimChar"/>
+        </w:rPr>
+        <w:t xml:space="preserve">##    Min. 1st Qu.  Median    Mean 3rd Qu.    Max. </w:t>
+      </w:r>
+      <w:r>
+        <w:br/>
+      </w:r>
+      <w:r>
+        <w:rPr>
+          <w:rStyle w:val="VerbatimChar"/>
+        </w:rPr>
+        <w:t xml:space="preserve">##   11.00   14.00   15.00   14.53   15.00   15.00 </w:t>
+      </w:r>
+      <w:r>
+        <w:br/>
+      </w:r>
+      <w:r>
+        <w:rPr>
+          <w:rStyle w:val="VerbatimChar"/>
+        </w:rPr>
+        <w:t xml:space="preserve">## </w:t>
+      </w:r>
+      <w:r>
+        <w:br/>
+      </w:r>
+      <w:r>
+        <w:rPr>
+          <w:rStyle w:val="VerbatimChar"/>
+        </w:rPr>
+        <w:t xml:space="preserve">## includes extended item information - examples:</w:t>
+      </w:r>
+      <w:r>
+        <w:br/>
+      </w:r>
+      <w:r>
+        <w:rPr>
+          <w:rStyle w:val="VerbatimChar"/>
+        </w:rPr>
+        <w:t xml:space="preserve">##        labels variables  levels</w:t>
+      </w:r>
+      <w:r>
+        <w:br/>
+      </w:r>
+      <w:r>
+        <w:rPr>
+          <w:rStyle w:val="VerbatimChar"/>
+        </w:rPr>
+        <w:t xml:space="preserve">## 1 age=[17,31)       age [17,31)</w:t>
+      </w:r>
+      <w:r>
+        <w:br/>
+      </w:r>
+      <w:r>
+        <w:rPr>
+          <w:rStyle w:val="VerbatimChar"/>
+        </w:rPr>
+        <w:t xml:space="preserve">## 2 age=[31,44)       age [31,44)</w:t>
+      </w:r>
+      <w:r>
+        <w:br/>
+      </w:r>
+      <w:r>
+        <w:rPr>
+          <w:rStyle w:val="VerbatimChar"/>
+        </w:rPr>
+        <w:t xml:space="preserve">## 3 age=[44,90]       age [44,90]</w:t>
+      </w:r>
+      <w:r>
+        <w:br/>
+      </w:r>
+      <w:r>
+        <w:rPr>
+          <w:rStyle w:val="VerbatimChar"/>
+        </w:rPr>
+        <w:t xml:space="preserve">## </w:t>
+      </w:r>
+      <w:r>
+        <w:br/>
+      </w:r>
+      <w:r>
+        <w:rPr>
+          <w:rStyle w:val="VerbatimChar"/>
+        </w:rPr>
+        <w:t xml:space="preserve">## includes extended transaction information - examples:</w:t>
+      </w:r>
+      <w:r>
+        <w:br/>
+      </w:r>
+      <w:r>
+        <w:rPr>
+          <w:rStyle w:val="VerbatimChar"/>
+        </w:rPr>
+        <w:t xml:space="preserve">##   transactionID</w:t>
+      </w:r>
+      <w:r>
+        <w:br/>
+      </w:r>
+      <w:r>
+        <w:rPr>
+          <w:rStyle w:val="VerbatimChar"/>
+        </w:rPr>
+        <w:t xml:space="preserve">## 1             1</w:t>
+      </w:r>
+      <w:r>
+        <w:br/>
+      </w:r>
+      <w:r>
+        <w:rPr>
+          <w:rStyle w:val="VerbatimChar"/>
+        </w:rPr>
+        <w:t xml:space="preserve">## 2             2</w:t>
+      </w:r>
+      <w:r>
+        <w:br/>
+      </w:r>
+      <w:r>
+        <w:rPr>
+          <w:rStyle w:val="VerbatimChar"/>
+        </w:rPr>
+        <w:t xml:space="preserve">## 3             3</w:t>
       </w:r>
     </w:p>
     <w:p>

--- a/examples/patterns/doc/10-eclat-itemsets.docx
+++ b/examples/patterns/doc/10-eclat-itemsets.docx
@@ -340,34 +340,34 @@
         <w:rPr>
           <w:rStyle w:val="VerbatimChar"/>
         </w:rPr>
-        <w:t xml:space="preserve">##       capital-gain=[0,1e+05]    capital-loss=[0,4.36e+03] native-country=United-States                   race=White </w:t>
-      </w:r>
-      <w:r>
-        <w:br/>
-      </w:r>
-      <w:r>
-        <w:rPr>
-          <w:rStyle w:val="VerbatimChar"/>
-        </w:rPr>
-        <w:t xml:space="preserve">##                        48842                        48842                        43832                        41762 </w:t>
-      </w:r>
-      <w:r>
-        <w:br/>
-      </w:r>
-      <w:r>
-        <w:rPr>
-          <w:rStyle w:val="VerbatimChar"/>
-        </w:rPr>
-        <w:t xml:space="preserve">##       hours-per-week=[40,99]                      (Other) </w:t>
-      </w:r>
-      <w:r>
-        <w:br/>
-      </w:r>
-      <w:r>
-        <w:rPr>
-          <w:rStyle w:val="VerbatimChar"/>
-        </w:rPr>
-        <w:t xml:space="preserve">##                        37155                       489451 </w:t>
+        <w:t xml:space="preserve">##       capital-gain=[0,1e+05]    capital-loss=[0,4.36e+03] native-country=United-States                   race=White       hours-per-week=[40,99] </w:t>
+      </w:r>
+      <w:r>
+        <w:br/>
+      </w:r>
+      <w:r>
+        <w:rPr>
+          <w:rStyle w:val="VerbatimChar"/>
+        </w:rPr>
+        <w:t xml:space="preserve">##                        48842                        48842                        43832                        41762                        37155 </w:t>
+      </w:r>
+      <w:r>
+        <w:br/>
+      </w:r>
+      <w:r>
+        <w:rPr>
+          <w:rStyle w:val="VerbatimChar"/>
+        </w:rPr>
+        <w:t xml:space="preserve">##                      (Other) </w:t>
+      </w:r>
+      <w:r>
+        <w:br/>
+      </w:r>
+      <w:r>
+        <w:rPr>
+          <w:rStyle w:val="VerbatimChar"/>
+        </w:rPr>
+        <w:t xml:space="preserve">##                       489451 </w:t>
       </w:r>
       <w:r>
         <w:br/>
